--- a/applications/sunway/av) PGR Studentship Application Form.docx
+++ b/applications/sunway/av) PGR Studentship Application Form.docx
@@ -1,6 +1,6 @@
 
 <file path=word/document.xml><?xml version="1.0" encoding="utf-8"?>
-<w:document xmlns:wpc="http://schemas.microsoft.com/office/word/2010/wordprocessingCanvas" xmlns:cx="http://schemas.microsoft.com/office/drawing/2014/chartex" xmlns:cx1="http://schemas.microsoft.com/office/drawing/2015/9/8/chartex" xmlns:cx2="http://schemas.microsoft.com/office/drawing/2015/10/21/chartex" xmlns:cx3="http://schemas.microsoft.com/office/drawing/2016/5/9/chartex" xmlns:cx4="http://schemas.microsoft.com/office/drawing/2016/5/10/chartex" xmlns:cx5="http://schemas.microsoft.com/office/drawing/2016/5/11/chartex" xmlns:cx6="http://schemas.microsoft.com/office/drawing/2016/5/12/chartex" xmlns:cx7="http://schemas.microsoft.com/office/drawing/2016/5/13/chartex" xmlns:cx8="http://schemas.microsoft.com/office/drawing/2016/5/14/chartex" xmlns:mc="http://schemas.openxmlformats.org/markup-compatibility/2006" xmlns:aink="http://schemas.microsoft.com/office/drawing/2016/ink" xmlns:am3d="http://schemas.microsoft.com/office/drawing/2017/model3d" xmlns:o="urn:schemas-microsoft-com:office:office" xmlns:r="http://schemas.openxmlformats.org/officeDocument/2006/relationships" xmlns:m="http://schemas.openxmlformats.org/officeDocument/2006/math" xmlns:v="urn:schemas-microsoft-com:vml" xmlns:wp14="http://schemas.microsoft.com/office/word/2010/wordprocessingDrawing" xmlns:wp="http://schemas.openxmlformats.org/drawingml/2006/wordprocessingDrawing" xmlns:w10="urn:schemas-microsoft-com:office:word" xmlns:w="http://schemas.openxmlformats.org/wordprocessingml/2006/main" xmlns:w14="http://schemas.microsoft.com/office/word/2010/wordml" xmlns:w15="http://schemas.microsoft.com/office/word/2012/wordml" xmlns:w16cid="http://schemas.microsoft.com/office/word/2016/wordml/cid" xmlns:w16se="http://schemas.microsoft.com/office/word/2015/wordml/symex" xmlns:wpg="http://schemas.microsoft.com/office/word/2010/wordprocessingGroup" xmlns:wpi="http://schemas.microsoft.com/office/word/2010/wordprocessingInk" xmlns:wne="http://schemas.microsoft.com/office/word/2006/wordml" xmlns:wps="http://schemas.microsoft.com/office/word/2010/wordprocessingShape" mc:Ignorable="w14 w15 w16se w16cid wp14">
+<w:document xmlns:wpc="http://schemas.microsoft.com/office/word/2010/wordprocessingCanvas" xmlns:cx="http://schemas.microsoft.com/office/drawing/2014/chartex" xmlns:cx1="http://schemas.microsoft.com/office/drawing/2015/9/8/chartex" xmlns:cx2="http://schemas.microsoft.com/office/drawing/2015/10/21/chartex" xmlns:cx3="http://schemas.microsoft.com/office/drawing/2016/5/9/chartex" xmlns:cx4="http://schemas.microsoft.com/office/drawing/2016/5/10/chartex" xmlns:cx5="http://schemas.microsoft.com/office/drawing/2016/5/11/chartex" xmlns:cx6="http://schemas.microsoft.com/office/drawing/2016/5/12/chartex" xmlns:cx7="http://schemas.microsoft.com/office/drawing/2016/5/13/chartex" xmlns:cx8="http://schemas.microsoft.com/office/drawing/2016/5/14/chartex" xmlns:mc="http://schemas.openxmlformats.org/markup-compatibility/2006" xmlns:aink="http://schemas.microsoft.com/office/drawing/2016/ink" xmlns:am3d="http://schemas.microsoft.com/office/drawing/2017/model3d" xmlns:o="urn:schemas-microsoft-com:office:office" xmlns:oel="http://schemas.microsoft.com/office/2019/extlst" xmlns:r="http://schemas.openxmlformats.org/officeDocument/2006/relationships" xmlns:m="http://schemas.openxmlformats.org/officeDocument/2006/math" xmlns:v="urn:schemas-microsoft-com:vml" xmlns:wp14="http://schemas.microsoft.com/office/word/2010/wordprocessingDrawing" xmlns:wp="http://schemas.openxmlformats.org/drawingml/2006/wordprocessingDrawing" xmlns:w10="urn:schemas-microsoft-com:office:word" xmlns:w="http://schemas.openxmlformats.org/wordprocessingml/2006/main" xmlns:w14="http://schemas.microsoft.com/office/word/2010/wordml" xmlns:w15="http://schemas.microsoft.com/office/word/2012/wordml" xmlns:w16cex="http://schemas.microsoft.com/office/word/2018/wordml/cex" xmlns:w16cid="http://schemas.microsoft.com/office/word/2016/wordml/cid" xmlns:w16="http://schemas.microsoft.com/office/word/2018/wordml" xmlns:w16du="http://schemas.microsoft.com/office/word/2023/wordml/word16du" xmlns:w16sdtdh="http://schemas.microsoft.com/office/word/2020/wordml/sdtdatahash" xmlns:w16sdtfl="http://schemas.microsoft.com/office/word/2024/wordml/sdtformatlock" xmlns:w16se="http://schemas.microsoft.com/office/word/2015/wordml/symex" xmlns:wpg="http://schemas.microsoft.com/office/word/2010/wordprocessingGroup" xmlns:wpi="http://schemas.microsoft.com/office/word/2010/wordprocessingInk" xmlns:wne="http://schemas.microsoft.com/office/word/2006/wordml" xmlns:wps="http://schemas.microsoft.com/office/word/2010/wordprocessingShape" mc:Ignorable="w14 w15 w16se w16cid w16 w16cex w16sdtdh w16sdtfl w16du wp14">
   <w:body>
     <w:p>
       <w:pPr>
@@ -11,8 +11,6 @@
           <w:szCs w:val="20"/>
         </w:rPr>
       </w:pPr>
-      <w:bookmarkStart w:id="0" w:name="_GoBack"/>
-      <w:bookmarkEnd w:id="0"/>
     </w:p>
     <w:p>
       <w:pPr>
@@ -117,12 +115,82 @@
             </w:rPr>
             <w:id w:val="1520587468"/>
             <w14:checkbox>
+              <w14:checked w14:val="1"/>
+              <w14:checkedState w14:val="2612" w14:font="MS Gothic"/>
+              <w14:uncheckedState w14:val="2610" w14:font="MS Gothic"/>
+            </w14:checkbox>
+          </w:sdtPr>
+          <w:sdtContent>
+            <w:tc>
+              <w:tcPr>
+                <w:tcW w:w="450" w:type="dxa"/>
+                <w:vAlign w:val="center"/>
+              </w:tcPr>
+              <w:p>
+                <w:pPr>
+                  <w:spacing w:line="240" w:lineRule="exact"/>
+                  <w:jc w:val="center"/>
+                  <w:rPr>
+                    <w:rFonts w:ascii="Cambria" w:hAnsi="Cambria"/>
+                    <w:sz w:val="20"/>
+                    <w:szCs w:val="20"/>
+                  </w:rPr>
+                </w:pPr>
+                <w:r>
+                  <w:rPr>
+                    <w:rFonts w:ascii="MS Gothic" w:eastAsia="MS Gothic" w:hAnsi="MS Gothic" w:hint="eastAsia"/>
+                    <w:sz w:val="20"/>
+                    <w:szCs w:val="20"/>
+                  </w:rPr>
+                  <w:t>☒</w:t>
+                </w:r>
+              </w:p>
+            </w:tc>
+          </w:sdtContent>
+        </w:sdt>
+        <w:tc>
+          <w:tcPr>
+            <w:tcW w:w="8759" w:type="dxa"/>
+            <w:vAlign w:val="center"/>
+          </w:tcPr>
+          <w:p>
+            <w:pPr>
+              <w:spacing w:line="240" w:lineRule="exact"/>
+              <w:rPr>
+                <w:rFonts w:ascii="Cambria" w:hAnsi="Cambria"/>
+                <w:sz w:val="20"/>
+                <w:szCs w:val="20"/>
+              </w:rPr>
+            </w:pPr>
+            <w:r>
+              <w:rPr>
+                <w:rFonts w:ascii="Cambria" w:hAnsi="Cambria"/>
+                <w:sz w:val="20"/>
+                <w:szCs w:val="20"/>
+              </w:rPr>
+              <w:t>PhD Studentship Scheme</w:t>
+            </w:r>
+          </w:p>
+        </w:tc>
+      </w:tr>
+      <w:tr>
+        <w:trPr>
+          <w:trHeight w:val="341"/>
+        </w:trPr>
+        <w:sdt>
+          <w:sdtPr>
+            <w:rPr>
+              <w:rFonts w:ascii="Cambria" w:hAnsi="Cambria"/>
+              <w:sz w:val="20"/>
+              <w:szCs w:val="20"/>
+            </w:rPr>
+            <w:id w:val="-1622991735"/>
+            <w14:checkbox>
               <w14:checked w14:val="0"/>
               <w14:checkedState w14:val="2612" w14:font="MS Gothic"/>
               <w14:uncheckedState w14:val="2610" w14:font="MS Gothic"/>
             </w14:checkbox>
           </w:sdtPr>
-          <w:sdtEndPr/>
           <w:sdtContent>
             <w:tc>
               <w:tcPr>
@@ -171,7 +239,55 @@
                 <w:sz w:val="20"/>
                 <w:szCs w:val="20"/>
               </w:rPr>
-              <w:t>PhD Studentship Scheme</w:t>
+              <w:t>S</w:t>
+            </w:r>
+            <w:r>
+              <w:rPr>
+                <w:rFonts w:ascii="Cambria" w:hAnsi="Cambria"/>
+                <w:sz w:val="20"/>
+                <w:szCs w:val="20"/>
+              </w:rPr>
+              <w:t>MM</w:t>
+            </w:r>
+            <w:r>
+              <w:rPr>
+                <w:rFonts w:ascii="Cambria" w:hAnsi="Cambria"/>
+                <w:sz w:val="20"/>
+                <w:szCs w:val="20"/>
+              </w:rPr>
+              <w:t xml:space="preserve"> Centre </w:t>
+            </w:r>
+            <w:r>
+              <w:rPr>
+                <w:rFonts w:ascii="Cambria" w:hAnsi="Cambria"/>
+                <w:sz w:val="20"/>
+                <w:szCs w:val="20"/>
+              </w:rPr>
+              <w:t>f</w:t>
+            </w:r>
+            <w:r>
+              <w:rPr>
+                <w:rFonts w:ascii="Cambria" w:hAnsi="Cambria"/>
+                <w:sz w:val="20"/>
+                <w:szCs w:val="20"/>
+              </w:rPr>
+              <w:t>or Nested Entrepreneurship</w:t>
+            </w:r>
+            <w:r>
+              <w:rPr>
+                <w:rFonts w:ascii="Cambria" w:hAnsi="Cambria"/>
+                <w:sz w:val="20"/>
+                <w:szCs w:val="20"/>
+              </w:rPr>
+              <w:t xml:space="preserve"> </w:t>
+            </w:r>
+            <w:r>
+              <w:rPr>
+                <w:rFonts w:ascii="Cambria" w:hAnsi="Cambria"/>
+                <w:sz w:val="20"/>
+                <w:szCs w:val="20"/>
+              </w:rPr>
+              <w:t>Doctoral Scholarship</w:t>
             </w:r>
           </w:p>
         </w:tc>
@@ -187,14 +303,13 @@
               <w:sz w:val="20"/>
               <w:szCs w:val="20"/>
             </w:rPr>
-            <w:id w:val="-1622991735"/>
+            <w:id w:val="-1097100046"/>
             <w14:checkbox>
               <w14:checked w14:val="0"/>
               <w14:checkedState w14:val="2612" w14:font="MS Gothic"/>
               <w14:uncheckedState w14:val="2610" w14:font="MS Gothic"/>
             </w14:checkbox>
           </w:sdtPr>
-          <w:sdtEndPr/>
           <w:sdtContent>
             <w:tc>
               <w:tcPr>
@@ -243,126 +358,6 @@
                 <w:sz w:val="20"/>
                 <w:szCs w:val="20"/>
               </w:rPr>
-              <w:t>S</w:t>
-            </w:r>
-            <w:r>
-              <w:rPr>
-                <w:rFonts w:ascii="Cambria" w:hAnsi="Cambria"/>
-                <w:sz w:val="20"/>
-                <w:szCs w:val="20"/>
-              </w:rPr>
-              <w:t>MM</w:t>
-            </w:r>
-            <w:r>
-              <w:rPr>
-                <w:rFonts w:ascii="Cambria" w:hAnsi="Cambria"/>
-                <w:sz w:val="20"/>
-                <w:szCs w:val="20"/>
-              </w:rPr>
-              <w:t xml:space="preserve"> Centre </w:t>
-            </w:r>
-            <w:r>
-              <w:rPr>
-                <w:rFonts w:ascii="Cambria" w:hAnsi="Cambria"/>
-                <w:sz w:val="20"/>
-                <w:szCs w:val="20"/>
-              </w:rPr>
-              <w:t>f</w:t>
-            </w:r>
-            <w:r>
-              <w:rPr>
-                <w:rFonts w:ascii="Cambria" w:hAnsi="Cambria"/>
-                <w:sz w:val="20"/>
-                <w:szCs w:val="20"/>
-              </w:rPr>
-              <w:t>or Nested Entrepreneurship</w:t>
-            </w:r>
-            <w:r>
-              <w:rPr>
-                <w:rFonts w:ascii="Cambria" w:hAnsi="Cambria"/>
-                <w:sz w:val="20"/>
-                <w:szCs w:val="20"/>
-              </w:rPr>
-              <w:t xml:space="preserve"> </w:t>
-            </w:r>
-            <w:r>
-              <w:rPr>
-                <w:rFonts w:ascii="Cambria" w:hAnsi="Cambria"/>
-                <w:sz w:val="20"/>
-                <w:szCs w:val="20"/>
-              </w:rPr>
-              <w:t>Doctoral Scholarship</w:t>
-            </w:r>
-          </w:p>
-        </w:tc>
-      </w:tr>
-      <w:tr>
-        <w:trPr>
-          <w:trHeight w:val="341"/>
-        </w:trPr>
-        <w:sdt>
-          <w:sdtPr>
-            <w:rPr>
-              <w:rFonts w:ascii="Cambria" w:hAnsi="Cambria"/>
-              <w:sz w:val="20"/>
-              <w:szCs w:val="20"/>
-            </w:rPr>
-            <w:id w:val="-1097100046"/>
-            <w14:checkbox>
-              <w14:checked w14:val="0"/>
-              <w14:checkedState w14:val="2612" w14:font="MS Gothic"/>
-              <w14:uncheckedState w14:val="2610" w14:font="MS Gothic"/>
-            </w14:checkbox>
-          </w:sdtPr>
-          <w:sdtEndPr/>
-          <w:sdtContent>
-            <w:tc>
-              <w:tcPr>
-                <w:tcW w:w="450" w:type="dxa"/>
-                <w:vAlign w:val="center"/>
-              </w:tcPr>
-              <w:p>
-                <w:pPr>
-                  <w:spacing w:line="240" w:lineRule="exact"/>
-                  <w:jc w:val="center"/>
-                  <w:rPr>
-                    <w:rFonts w:ascii="Cambria" w:hAnsi="Cambria"/>
-                    <w:sz w:val="20"/>
-                    <w:szCs w:val="20"/>
-                  </w:rPr>
-                </w:pPr>
-                <w:r>
-                  <w:rPr>
-                    <w:rFonts w:ascii="Segoe UI Symbol" w:eastAsia="MS Gothic" w:hAnsi="Segoe UI Symbol" w:cs="Segoe UI Symbol"/>
-                    <w:sz w:val="20"/>
-                    <w:szCs w:val="20"/>
-                  </w:rPr>
-                  <w:t>☐</w:t>
-                </w:r>
-              </w:p>
-            </w:tc>
-          </w:sdtContent>
-        </w:sdt>
-        <w:tc>
-          <w:tcPr>
-            <w:tcW w:w="8759" w:type="dxa"/>
-            <w:vAlign w:val="center"/>
-          </w:tcPr>
-          <w:p>
-            <w:pPr>
-              <w:spacing w:line="240" w:lineRule="exact"/>
-              <w:rPr>
-                <w:rFonts w:ascii="Cambria" w:hAnsi="Cambria"/>
-                <w:sz w:val="20"/>
-                <w:szCs w:val="20"/>
-              </w:rPr>
-            </w:pPr>
-            <w:r>
-              <w:rPr>
-                <w:rFonts w:ascii="Cambria" w:hAnsi="Cambria"/>
-                <w:sz w:val="20"/>
-                <w:szCs w:val="20"/>
-              </w:rPr>
               <w:t>Postgraduate Research Scholarship for Collaborative Project with University of Cambridge</w:t>
             </w:r>
           </w:p>
@@ -409,7 +404,6 @@
               <w:bottom w:val="single" w:sz="4" w:space="0" w:color="auto"/>
               <w:right w:val="nil"/>
             </w:tcBorders>
-            <w:shd w:val="clear" w:color="auto" w:fill="auto"/>
             <w:vAlign w:val="center"/>
           </w:tcPr>
           <w:p>
@@ -579,6 +573,22 @@
                 <w:sz w:val="20"/>
               </w:rPr>
             </w:pPr>
+            <w:r>
+              <w:rPr>
+                <w:rFonts w:ascii="Cambria" w:eastAsia="Arial" w:hAnsi="Cambria" w:cs="Arial"/>
+                <w:sz w:val="20"/>
+              </w:rPr>
+              <w:t xml:space="preserve">Heng Wey </w:t>
+            </w:r>
+            <w:proofErr w:type="spellStart"/>
+            <w:r>
+              <w:rPr>
+                <w:rFonts w:ascii="Cambria" w:eastAsia="Arial" w:hAnsi="Cambria" w:cs="Arial"/>
+                <w:sz w:val="20"/>
+              </w:rPr>
+              <w:t>Seing</w:t>
+            </w:r>
+            <w:proofErr w:type="spellEnd"/>
           </w:p>
         </w:tc>
         <w:tc>
@@ -614,7 +624,6 @@
               <w:top w:val="nil"/>
               <w:left w:val="single" w:sz="4" w:space="0" w:color="auto"/>
             </w:tcBorders>
-            <w:shd w:val="clear" w:color="auto" w:fill="auto"/>
             <w:vAlign w:val="center"/>
           </w:tcPr>
           <w:p>
@@ -633,19 +642,18 @@
                 </w:rPr>
                 <w:id w:val="912194128"/>
                 <w14:checkbox>
-                  <w14:checked w14:val="0"/>
+                  <w14:checked w14:val="1"/>
                   <w14:checkedState w14:val="2612" w14:font="MS Gothic"/>
                   <w14:uncheckedState w14:val="2610" w14:font="MS Gothic"/>
                 </w14:checkbox>
               </w:sdtPr>
-              <w:sdtEndPr/>
               <w:sdtContent>
                 <w:r>
                   <w:rPr>
-                    <w:rFonts w:ascii="Segoe UI Symbol" w:eastAsia="MS Gothic" w:hAnsi="Segoe UI Symbol" w:cs="Segoe UI Symbol"/>
+                    <w:rFonts w:ascii="MS Gothic" w:eastAsia="MS Gothic" w:hAnsi="MS Gothic" w:cs="Arial" w:hint="eastAsia"/>
                     <w:sz w:val="20"/>
                   </w:rPr>
-                  <w:t>☐</w:t>
+                  <w:t>☒</w:t>
                 </w:r>
               </w:sdtContent>
             </w:sdt>
@@ -676,7 +684,6 @@
                   <w14:uncheckedState w14:val="2610" w14:font="MS Gothic"/>
                 </w14:checkbox>
               </w:sdtPr>
-              <w:sdtEndPr/>
               <w:sdtContent>
                 <w:r>
                   <w:rPr>
@@ -736,6 +743,13 @@
                 <w:sz w:val="20"/>
               </w:rPr>
             </w:pPr>
+            <w:r>
+              <w:rPr>
+                <w:rFonts w:ascii="Cambria" w:eastAsia="Arial" w:hAnsi="Cambria" w:cs="Arial"/>
+                <w:sz w:val="20"/>
+              </w:rPr>
+              <w:t>970503-35-5063</w:t>
+            </w:r>
           </w:p>
         </w:tc>
         <w:tc>
@@ -770,15 +784,13 @@
             <w:placeholder>
               <w:docPart w:val="DefaultPlaceholder_-1854013437"/>
             </w:placeholder>
-            <w:showingPlcHdr/>
-            <w:date w:fullDate="2020-07-16T00:00:00Z">
+            <w:date w:fullDate="1997-03-05T00:00:00Z">
               <w:dateFormat w:val="d/M/yyyy"/>
               <w:lid w:val="en-MY"/>
               <w:storeMappedDataAs w:val="dateTime"/>
               <w:calendar w:val="gregorian"/>
             </w:date>
           </w:sdtPr>
-          <w:sdtEndPr/>
           <w:sdtContent>
             <w:tc>
               <w:tcPr>
@@ -796,10 +808,11 @@
                 </w:pPr>
                 <w:r>
                   <w:rPr>
-                    <w:rStyle w:val="PlaceholderText"/>
-                    <w:sz w:val="16"/>
+                    <w:rFonts w:ascii="Cambria" w:eastAsia="Arial" w:hAnsi="Cambria" w:cs="Arial"/>
+                    <w:sz w:val="14"/>
+                    <w:lang w:val="en-MY"/>
                   </w:rPr>
-                  <w:t>Click or tap to enter a date.</w:t>
+                  <w:t>5/3/1997</w:t>
                 </w:r>
               </w:p>
             </w:tc>
@@ -840,6 +853,13 @@
                 <w:sz w:val="20"/>
               </w:rPr>
             </w:pPr>
+            <w:r>
+              <w:rPr>
+                <w:rFonts w:ascii="Cambria" w:eastAsia="Arial" w:hAnsi="Cambria" w:cs="Arial"/>
+                <w:sz w:val="20"/>
+              </w:rPr>
+              <w:t>29</w:t>
+            </w:r>
           </w:p>
         </w:tc>
       </w:tr>
@@ -968,6 +988,125 @@
                 <w:sz w:val="20"/>
               </w:rPr>
             </w:pPr>
+            <w:r>
+              <w:rPr>
+                <w:rFonts w:ascii="Cambria" w:eastAsia="Arial" w:hAnsi="Cambria" w:cs="Arial"/>
+                <w:sz w:val="20"/>
+              </w:rPr>
+              <w:t xml:space="preserve">12, Lorong </w:t>
+            </w:r>
+            <w:proofErr w:type="spellStart"/>
+            <w:r>
+              <w:rPr>
+                <w:rFonts w:ascii="Cambria" w:eastAsia="Arial" w:hAnsi="Cambria" w:cs="Arial"/>
+                <w:sz w:val="20"/>
+              </w:rPr>
+              <w:t>Saujana</w:t>
+            </w:r>
+            <w:proofErr w:type="spellEnd"/>
+            <w:r>
+              <w:rPr>
+                <w:rFonts w:ascii="Cambria" w:eastAsia="Arial" w:hAnsi="Cambria" w:cs="Arial"/>
+                <w:sz w:val="20"/>
+              </w:rPr>
+              <w:t xml:space="preserve"> </w:t>
+            </w:r>
+            <w:proofErr w:type="spellStart"/>
+            <w:r>
+              <w:rPr>
+                <w:rFonts w:ascii="Cambria" w:eastAsia="Arial" w:hAnsi="Cambria" w:cs="Arial"/>
+                <w:sz w:val="20"/>
+              </w:rPr>
+              <w:t>Permai</w:t>
+            </w:r>
+            <w:proofErr w:type="spellEnd"/>
+            <w:r>
+              <w:rPr>
+                <w:rFonts w:ascii="Cambria" w:eastAsia="Arial" w:hAnsi="Cambria" w:cs="Arial"/>
+                <w:sz w:val="20"/>
+              </w:rPr>
+              <w:t xml:space="preserve"> 2,</w:t>
+            </w:r>
+          </w:p>
+          <w:p>
+            <w:pPr>
+              <w:spacing w:before="77"/>
+              <w:rPr>
+                <w:rFonts w:ascii="Cambria" w:eastAsia="Arial" w:hAnsi="Cambria" w:cs="Arial"/>
+                <w:sz w:val="20"/>
+              </w:rPr>
+            </w:pPr>
+            <w:r>
+              <w:rPr>
+                <w:rFonts w:ascii="Cambria" w:eastAsia="Arial" w:hAnsi="Cambria" w:cs="Arial"/>
+                <w:sz w:val="20"/>
+              </w:rPr>
+              <w:t xml:space="preserve">Taman </w:t>
+            </w:r>
+            <w:proofErr w:type="spellStart"/>
+            <w:r>
+              <w:rPr>
+                <w:rFonts w:ascii="Cambria" w:eastAsia="Arial" w:hAnsi="Cambria" w:cs="Arial"/>
+                <w:sz w:val="20"/>
+              </w:rPr>
+              <w:t>Saujana</w:t>
+            </w:r>
+            <w:proofErr w:type="spellEnd"/>
+            <w:r>
+              <w:rPr>
+                <w:rFonts w:ascii="Cambria" w:eastAsia="Arial" w:hAnsi="Cambria" w:cs="Arial"/>
+                <w:sz w:val="20"/>
+              </w:rPr>
+              <w:t xml:space="preserve"> </w:t>
+            </w:r>
+            <w:proofErr w:type="spellStart"/>
+            <w:r>
+              <w:rPr>
+                <w:rFonts w:ascii="Cambria" w:eastAsia="Arial" w:hAnsi="Cambria" w:cs="Arial"/>
+                <w:sz w:val="20"/>
+              </w:rPr>
+              <w:t>Permai</w:t>
+            </w:r>
+            <w:proofErr w:type="spellEnd"/>
+            <w:r>
+              <w:rPr>
+                <w:rFonts w:ascii="Cambria" w:eastAsia="Arial" w:hAnsi="Cambria" w:cs="Arial"/>
+                <w:sz w:val="20"/>
+              </w:rPr>
+              <w:t>,</w:t>
+            </w:r>
+          </w:p>
+          <w:p>
+            <w:pPr>
+              <w:spacing w:before="77"/>
+              <w:rPr>
+                <w:rFonts w:ascii="Cambria" w:eastAsia="Arial" w:hAnsi="Cambria" w:cs="Arial"/>
+                <w:sz w:val="20"/>
+              </w:rPr>
+            </w:pPr>
+            <w:r>
+              <w:rPr>
+                <w:rFonts w:ascii="Cambria" w:eastAsia="Arial" w:hAnsi="Cambria" w:cs="Arial"/>
+                <w:sz w:val="20"/>
+              </w:rPr>
+              <w:t xml:space="preserve">14000 Bukit </w:t>
+            </w:r>
+            <w:proofErr w:type="spellStart"/>
+            <w:r>
+              <w:rPr>
+                <w:rFonts w:ascii="Cambria" w:eastAsia="Arial" w:hAnsi="Cambria" w:cs="Arial"/>
+                <w:sz w:val="20"/>
+              </w:rPr>
+              <w:t>Mertajam</w:t>
+            </w:r>
+            <w:proofErr w:type="spellEnd"/>
+            <w:r>
+              <w:rPr>
+                <w:rFonts w:ascii="Cambria" w:eastAsia="Arial" w:hAnsi="Cambria" w:cs="Arial"/>
+                <w:sz w:val="20"/>
+              </w:rPr>
+              <w:t>, Pulau Pinang, Malaysia</w:t>
+            </w:r>
           </w:p>
         </w:tc>
       </w:tr>
@@ -1011,6 +1150,13 @@
                 <w:sz w:val="20"/>
               </w:rPr>
             </w:pPr>
+            <w:r>
+              <w:rPr>
+                <w:rFonts w:ascii="Cambria" w:eastAsia="Arial" w:hAnsi="Cambria" w:cs="Arial"/>
+                <w:sz w:val="20"/>
+              </w:rPr>
+              <w:t>018 379 2007</w:t>
+            </w:r>
           </w:p>
         </w:tc>
       </w:tr>
@@ -1054,6 +1200,13 @@
                 <w:sz w:val="20"/>
               </w:rPr>
             </w:pPr>
+            <w:r>
+              <w:rPr>
+                <w:rFonts w:ascii="Cambria" w:eastAsia="Arial" w:hAnsi="Cambria" w:cs="Arial"/>
+                <w:sz w:val="20"/>
+              </w:rPr>
+              <w:t>Hengweyseing53@gmail.com</w:t>
+            </w:r>
           </w:p>
         </w:tc>
       </w:tr>
@@ -1624,7 +1777,6 @@
         <w:tc>
           <w:tcPr>
             <w:tcW w:w="1890" w:type="dxa"/>
-            <w:shd w:val="clear" w:color="auto" w:fill="auto"/>
             <w:vAlign w:val="center"/>
           </w:tcPr>
           <w:p>
@@ -1638,14 +1790,7 @@
                 <w:szCs w:val="20"/>
               </w:rPr>
             </w:pPr>
-          </w:p>
-        </w:tc>
-        <w:tc>
-          <w:tcPr>
-            <w:tcW w:w="2250" w:type="dxa"/>
-          </w:tcPr>
-          <w:p>
-            <w:pPr>
+            <w:r>
               <w:rPr>
                 <w:rFonts w:ascii="Cambria" w:eastAsia="Arial" w:hAnsi="Cambria" w:cs="Arial"/>
                 <w:bCs/>
@@ -1653,12 +1798,13 @@
                 <w:sz w:val="20"/>
                 <w:szCs w:val="20"/>
               </w:rPr>
-            </w:pPr>
-          </w:p>
-        </w:tc>
-        <w:tc>
-          <w:tcPr>
-            <w:tcW w:w="1440" w:type="dxa"/>
+              <w:t>Master of Data Science</w:t>
+            </w:r>
+          </w:p>
+        </w:tc>
+        <w:tc>
+          <w:tcPr>
+            <w:tcW w:w="2250" w:type="dxa"/>
           </w:tcPr>
           <w:p>
             <w:pPr>
@@ -1670,14 +1816,7 @@
                 <w:szCs w:val="20"/>
               </w:rPr>
             </w:pPr>
-          </w:p>
-        </w:tc>
-        <w:tc>
-          <w:tcPr>
-            <w:tcW w:w="990" w:type="dxa"/>
-          </w:tcPr>
-          <w:p>
-            <w:pPr>
+            <w:r>
               <w:rPr>
                 <w:rFonts w:ascii="Cambria" w:eastAsia="Arial" w:hAnsi="Cambria" w:cs="Arial"/>
                 <w:bCs/>
@@ -1685,12 +1824,13 @@
                 <w:sz w:val="20"/>
                 <w:szCs w:val="20"/>
               </w:rPr>
-            </w:pPr>
-          </w:p>
-        </w:tc>
-        <w:tc>
-          <w:tcPr>
-            <w:tcW w:w="900" w:type="dxa"/>
+              <w:t>Sunway University</w:t>
+            </w:r>
+          </w:p>
+        </w:tc>
+        <w:tc>
+          <w:tcPr>
+            <w:tcW w:w="1440" w:type="dxa"/>
           </w:tcPr>
           <w:p>
             <w:pPr>
@@ -1702,14 +1842,7 @@
                 <w:szCs w:val="20"/>
               </w:rPr>
             </w:pPr>
-          </w:p>
-        </w:tc>
-        <w:tc>
-          <w:tcPr>
-            <w:tcW w:w="1129" w:type="dxa"/>
-          </w:tcPr>
-          <w:p>
-            <w:pPr>
+            <w:r>
               <w:rPr>
                 <w:rFonts w:ascii="Cambria" w:eastAsia="Arial" w:hAnsi="Cambria" w:cs="Arial"/>
                 <w:bCs/>
@@ -1717,12 +1850,13 @@
                 <w:sz w:val="20"/>
                 <w:szCs w:val="20"/>
               </w:rPr>
-            </w:pPr>
-          </w:p>
-        </w:tc>
-        <w:tc>
-          <w:tcPr>
-            <w:tcW w:w="686" w:type="dxa"/>
+              <w:t>Malaysia</w:t>
+            </w:r>
+          </w:p>
+        </w:tc>
+        <w:tc>
+          <w:tcPr>
+            <w:tcW w:w="990" w:type="dxa"/>
           </w:tcPr>
           <w:p>
             <w:pPr>
@@ -1734,14 +1868,7 @@
                 <w:szCs w:val="20"/>
               </w:rPr>
             </w:pPr>
-          </w:p>
-        </w:tc>
-        <w:tc>
-          <w:tcPr>
-            <w:tcW w:w="700" w:type="dxa"/>
-          </w:tcPr>
-          <w:p>
-            <w:pPr>
+            <w:r>
               <w:rPr>
                 <w:rFonts w:ascii="Cambria" w:eastAsia="Arial" w:hAnsi="Cambria" w:cs="Arial"/>
                 <w:bCs/>
@@ -1749,7 +1876,112 @@
                 <w:sz w:val="20"/>
                 <w:szCs w:val="20"/>
               </w:rPr>
-            </w:pPr>
+              <w:t>2026</w:t>
+            </w:r>
+          </w:p>
+        </w:tc>
+        <w:tc>
+          <w:tcPr>
+            <w:tcW w:w="900" w:type="dxa"/>
+          </w:tcPr>
+          <w:p>
+            <w:pPr>
+              <w:rPr>
+                <w:rFonts w:ascii="Cambria" w:eastAsia="Arial" w:hAnsi="Cambria" w:cs="Arial"/>
+                <w:bCs/>
+                <w:spacing w:val="-1"/>
+                <w:sz w:val="20"/>
+                <w:szCs w:val="20"/>
+              </w:rPr>
+            </w:pPr>
+            <w:r>
+              <w:rPr>
+                <w:rFonts w:ascii="Cambria" w:eastAsia="Arial" w:hAnsi="Cambria" w:cs="Arial"/>
+                <w:bCs/>
+                <w:spacing w:val="-1"/>
+                <w:sz w:val="20"/>
+                <w:szCs w:val="20"/>
+              </w:rPr>
+              <w:t>3.96 (provisional)</w:t>
+            </w:r>
+          </w:p>
+        </w:tc>
+        <w:tc>
+          <w:tcPr>
+            <w:tcW w:w="1129" w:type="dxa"/>
+          </w:tcPr>
+          <w:p>
+            <w:pPr>
+              <w:rPr>
+                <w:rFonts w:ascii="Cambria" w:eastAsia="Arial" w:hAnsi="Cambria" w:cs="Arial"/>
+                <w:bCs/>
+                <w:spacing w:val="-1"/>
+                <w:sz w:val="20"/>
+                <w:szCs w:val="20"/>
+              </w:rPr>
+            </w:pPr>
+            <w:r>
+              <w:rPr>
+                <w:rFonts w:ascii="Cambria" w:eastAsia="Arial" w:hAnsi="Cambria" w:cs="Arial"/>
+                <w:bCs/>
+                <w:spacing w:val="-1"/>
+                <w:sz w:val="20"/>
+                <w:szCs w:val="20"/>
+              </w:rPr>
+              <w:t>Data Science</w:t>
+            </w:r>
+          </w:p>
+        </w:tc>
+        <w:tc>
+          <w:tcPr>
+            <w:tcW w:w="686" w:type="dxa"/>
+          </w:tcPr>
+          <w:p>
+            <w:pPr>
+              <w:rPr>
+                <w:rFonts w:ascii="Cambria" w:eastAsia="Arial" w:hAnsi="Cambria" w:cs="Arial"/>
+                <w:bCs/>
+                <w:spacing w:val="-1"/>
+                <w:sz w:val="20"/>
+                <w:szCs w:val="20"/>
+              </w:rPr>
+            </w:pPr>
+            <w:r>
+              <w:rPr>
+                <w:rFonts w:ascii="Cambria" w:eastAsia="Arial" w:hAnsi="Cambria" w:cs="Arial"/>
+                <w:bCs/>
+                <w:spacing w:val="-1"/>
+                <w:sz w:val="20"/>
+                <w:szCs w:val="20"/>
+              </w:rPr>
+              <w:t>2024</w:t>
+            </w:r>
+          </w:p>
+        </w:tc>
+        <w:tc>
+          <w:tcPr>
+            <w:tcW w:w="700" w:type="dxa"/>
+          </w:tcPr>
+          <w:p>
+            <w:pPr>
+              <w:rPr>
+                <w:rFonts w:ascii="Cambria" w:eastAsia="Arial" w:hAnsi="Cambria" w:cs="Arial"/>
+                <w:bCs/>
+                <w:spacing w:val="-1"/>
+                <w:sz w:val="20"/>
+                <w:szCs w:val="20"/>
+              </w:rPr>
+            </w:pPr>
+            <w:r>
+              <w:rPr>
+                <w:rFonts w:ascii="Cambria" w:eastAsia="Arial" w:hAnsi="Cambria" w:cs="Arial"/>
+                <w:bCs/>
+                <w:spacing w:val="-1"/>
+                <w:sz w:val="20"/>
+                <w:szCs w:val="20"/>
+              </w:rPr>
+              <w:t>2026</w:t>
+            </w:r>
           </w:p>
         </w:tc>
       </w:tr>
@@ -2229,7 +2461,6 @@
         <w:tc>
           <w:tcPr>
             <w:tcW w:w="1890" w:type="dxa"/>
-            <w:shd w:val="clear" w:color="auto" w:fill="auto"/>
             <w:vAlign w:val="center"/>
           </w:tcPr>
           <w:p>
@@ -2243,48 +2474,92 @@
                 <w:szCs w:val="20"/>
               </w:rPr>
             </w:pPr>
-          </w:p>
-        </w:tc>
-        <w:tc>
-          <w:tcPr>
-            <w:tcW w:w="2250" w:type="dxa"/>
-            <w:shd w:val="clear" w:color="auto" w:fill="auto"/>
-          </w:tcPr>
-          <w:p>
-            <w:pPr>
-              <w:rPr>
-                <w:rFonts w:ascii="Cambria" w:eastAsia="Arial" w:hAnsi="Cambria" w:cs="Arial"/>
-                <w:b/>
+            <w:proofErr w:type="gramStart"/>
+            <w:r>
+              <w:rPr>
+                <w:rFonts w:ascii="Cambria" w:eastAsia="Arial" w:hAnsi="Cambria" w:cs="Arial"/>
                 <w:bCs/>
                 <w:spacing w:val="-1"/>
                 <w:sz w:val="20"/>
                 <w:szCs w:val="20"/>
               </w:rPr>
-            </w:pPr>
-          </w:p>
-        </w:tc>
-        <w:tc>
-          <w:tcPr>
-            <w:tcW w:w="1440" w:type="dxa"/>
-            <w:shd w:val="clear" w:color="auto" w:fill="auto"/>
-          </w:tcPr>
-          <w:p>
-            <w:pPr>
-              <w:rPr>
-                <w:rFonts w:ascii="Cambria" w:eastAsia="Arial" w:hAnsi="Cambria" w:cs="Arial"/>
-                <w:b/>
+              <w:t>Bachelor Degree</w:t>
+            </w:r>
+            <w:proofErr w:type="gramEnd"/>
+            <w:r>
+              <w:rPr>
+                <w:rFonts w:ascii="Cambria" w:eastAsia="Arial" w:hAnsi="Cambria" w:cs="Arial"/>
                 <w:bCs/>
                 <w:spacing w:val="-1"/>
                 <w:sz w:val="20"/>
                 <w:szCs w:val="20"/>
               </w:rPr>
-            </w:pPr>
+              <w:t xml:space="preserve"> in Electronics &amp; Electrical Engineering</w:t>
+            </w:r>
+          </w:p>
+        </w:tc>
+        <w:tc>
+          <w:tcPr>
+            <w:tcW w:w="2250" w:type="dxa"/>
+          </w:tcPr>
+          <w:p>
+            <w:pPr>
+              <w:rPr>
+                <w:rFonts w:ascii="Cambria" w:eastAsia="Arial" w:hAnsi="Cambria" w:cs="Arial"/>
+                <w:spacing w:val="-1"/>
+                <w:sz w:val="20"/>
+                <w:szCs w:val="20"/>
+              </w:rPr>
+            </w:pPr>
+            <w:proofErr w:type="spellStart"/>
+            <w:r>
+              <w:rPr>
+                <w:rFonts w:ascii="Cambria" w:eastAsia="Arial" w:hAnsi="Cambria" w:cs="Arial"/>
+                <w:spacing w:val="-1"/>
+                <w:sz w:val="20"/>
+                <w:szCs w:val="20"/>
+              </w:rPr>
+              <w:t>Wawasan</w:t>
+            </w:r>
+            <w:proofErr w:type="spellEnd"/>
+            <w:r>
+              <w:rPr>
+                <w:rFonts w:ascii="Cambria" w:eastAsia="Arial" w:hAnsi="Cambria" w:cs="Arial"/>
+                <w:spacing w:val="-1"/>
+                <w:sz w:val="20"/>
+                <w:szCs w:val="20"/>
+              </w:rPr>
+              <w:t xml:space="preserve"> Open University</w:t>
+            </w:r>
+          </w:p>
+        </w:tc>
+        <w:tc>
+          <w:tcPr>
+            <w:tcW w:w="1440" w:type="dxa"/>
+          </w:tcPr>
+          <w:p>
+            <w:pPr>
+              <w:rPr>
+                <w:rFonts w:ascii="Cambria" w:eastAsia="Arial" w:hAnsi="Cambria" w:cs="Arial"/>
+                <w:spacing w:val="-1"/>
+                <w:sz w:val="20"/>
+                <w:szCs w:val="20"/>
+              </w:rPr>
+            </w:pPr>
+            <w:r>
+              <w:rPr>
+                <w:rFonts w:ascii="Cambria" w:eastAsia="Arial" w:hAnsi="Cambria" w:cs="Arial"/>
+                <w:spacing w:val="-1"/>
+                <w:sz w:val="20"/>
+                <w:szCs w:val="20"/>
+              </w:rPr>
+              <w:t>Malaysia</w:t>
+            </w:r>
           </w:p>
         </w:tc>
         <w:tc>
           <w:tcPr>
             <w:tcW w:w="990" w:type="dxa"/>
-            <w:shd w:val="clear" w:color="auto" w:fill="auto"/>
             <w:vAlign w:val="center"/>
           </w:tcPr>
           <w:p>
@@ -2292,18 +2567,25 @@
               <w:jc w:val="center"/>
               <w:rPr>
                 <w:rFonts w:ascii="Cambria" w:eastAsia="Arial" w:hAnsi="Cambria" w:cs="Arial"/>
-                <w:bCs/>
                 <w:spacing w:val="-1"/>
                 <w:sz w:val="20"/>
                 <w:szCs w:val="20"/>
               </w:rPr>
             </w:pPr>
+            <w:r>
+              <w:rPr>
+                <w:rFonts w:ascii="Cambria" w:eastAsia="Arial" w:hAnsi="Cambria" w:cs="Arial"/>
+                <w:spacing w:val="-1"/>
+                <w:sz w:val="20"/>
+                <w:szCs w:val="20"/>
+              </w:rPr>
+              <w:t>2023</w:t>
+            </w:r>
           </w:p>
         </w:tc>
         <w:tc>
           <w:tcPr>
             <w:tcW w:w="900" w:type="dxa"/>
-            <w:shd w:val="clear" w:color="auto" w:fill="auto"/>
             <w:vAlign w:val="center"/>
           </w:tcPr>
           <w:p>
@@ -2311,18 +2593,25 @@
               <w:jc w:val="center"/>
               <w:rPr>
                 <w:rFonts w:ascii="Cambria" w:eastAsia="Arial" w:hAnsi="Cambria" w:cs="Arial"/>
-                <w:bCs/>
                 <w:spacing w:val="-1"/>
                 <w:sz w:val="20"/>
                 <w:szCs w:val="20"/>
               </w:rPr>
             </w:pPr>
+            <w:r>
+              <w:rPr>
+                <w:rFonts w:ascii="Cambria" w:eastAsia="Arial" w:hAnsi="Cambria" w:cs="Arial"/>
+                <w:spacing w:val="-1"/>
+                <w:sz w:val="20"/>
+                <w:szCs w:val="20"/>
+              </w:rPr>
+              <w:t>3.64</w:t>
+            </w:r>
           </w:p>
         </w:tc>
         <w:tc>
           <w:tcPr>
             <w:tcW w:w="1129" w:type="dxa"/>
-            <w:shd w:val="clear" w:color="auto" w:fill="auto"/>
             <w:vAlign w:val="center"/>
           </w:tcPr>
           <w:p>
@@ -2330,18 +2619,25 @@
               <w:jc w:val="center"/>
               <w:rPr>
                 <w:rFonts w:ascii="Cambria" w:eastAsia="Arial" w:hAnsi="Cambria" w:cs="Arial"/>
-                <w:bCs/>
                 <w:spacing w:val="-1"/>
                 <w:sz w:val="20"/>
                 <w:szCs w:val="20"/>
               </w:rPr>
             </w:pPr>
+            <w:r>
+              <w:rPr>
+                <w:rFonts w:ascii="Cambria" w:eastAsia="Arial" w:hAnsi="Cambria" w:cs="Arial"/>
+                <w:spacing w:val="-1"/>
+                <w:sz w:val="20"/>
+                <w:szCs w:val="20"/>
+              </w:rPr>
+              <w:t>Electronics &amp; Electrical</w:t>
+            </w:r>
           </w:p>
         </w:tc>
         <w:tc>
           <w:tcPr>
             <w:tcW w:w="686" w:type="dxa"/>
-            <w:shd w:val="clear" w:color="auto" w:fill="auto"/>
             <w:vAlign w:val="center"/>
           </w:tcPr>
           <w:p>
@@ -2349,18 +2645,25 @@
               <w:jc w:val="center"/>
               <w:rPr>
                 <w:rFonts w:ascii="Cambria" w:eastAsia="Arial" w:hAnsi="Cambria" w:cs="Arial"/>
-                <w:bCs/>
                 <w:spacing w:val="-1"/>
                 <w:sz w:val="20"/>
                 <w:szCs w:val="20"/>
               </w:rPr>
             </w:pPr>
+            <w:r>
+              <w:rPr>
+                <w:rFonts w:ascii="Cambria" w:eastAsia="Arial" w:hAnsi="Cambria" w:cs="Arial"/>
+                <w:spacing w:val="-1"/>
+                <w:sz w:val="20"/>
+                <w:szCs w:val="20"/>
+              </w:rPr>
+              <w:t>2018</w:t>
+            </w:r>
           </w:p>
         </w:tc>
         <w:tc>
           <w:tcPr>
             <w:tcW w:w="700" w:type="dxa"/>
-            <w:shd w:val="clear" w:color="auto" w:fill="auto"/>
             <w:vAlign w:val="center"/>
           </w:tcPr>
           <w:p>
@@ -2368,12 +2671,20 @@
               <w:jc w:val="center"/>
               <w:rPr>
                 <w:rFonts w:ascii="Cambria" w:eastAsia="Arial" w:hAnsi="Cambria" w:cs="Arial"/>
-                <w:bCs/>
                 <w:spacing w:val="-1"/>
                 <w:sz w:val="20"/>
                 <w:szCs w:val="20"/>
               </w:rPr>
             </w:pPr>
+            <w:r>
+              <w:rPr>
+                <w:rFonts w:ascii="Cambria" w:eastAsia="Arial" w:hAnsi="Cambria" w:cs="Arial"/>
+                <w:spacing w:val="-1"/>
+                <w:sz w:val="20"/>
+                <w:szCs w:val="20"/>
+              </w:rPr>
+              <w:t>2023</w:t>
+            </w:r>
           </w:p>
         </w:tc>
       </w:tr>
@@ -2540,6 +2851,7 @@
                 <w:sz w:val="20"/>
                 <w:szCs w:val="20"/>
               </w:rPr>
+              <w:lastRenderedPageBreak/>
               <w:t>SECTION 3: ENGLISH LANGUAGE BACKGROUND</w:t>
             </w:r>
             <w:r>
@@ -2898,7 +3210,6 @@
         <w:tc>
           <w:tcPr>
             <w:tcW w:w="1800" w:type="dxa"/>
-            <w:shd w:val="clear" w:color="auto" w:fill="auto"/>
             <w:vAlign w:val="center"/>
           </w:tcPr>
           <w:p>
@@ -2922,7 +3233,6 @@
         <w:tc>
           <w:tcPr>
             <w:tcW w:w="1665" w:type="dxa"/>
-            <w:shd w:val="clear" w:color="auto" w:fill="auto"/>
             <w:vAlign w:val="center"/>
           </w:tcPr>
           <w:p>
@@ -2947,7 +3257,6 @@
           <w:tcPr>
             <w:tcW w:w="1665" w:type="dxa"/>
             <w:gridSpan w:val="2"/>
-            <w:shd w:val="clear" w:color="auto" w:fill="auto"/>
             <w:vAlign w:val="center"/>
           </w:tcPr>
           <w:p>
@@ -2971,7 +3280,6 @@
         <w:tc>
           <w:tcPr>
             <w:tcW w:w="1665" w:type="dxa"/>
-            <w:shd w:val="clear" w:color="auto" w:fill="auto"/>
             <w:vAlign w:val="center"/>
           </w:tcPr>
           <w:p>
@@ -2995,7 +3303,6 @@
         <w:tc>
           <w:tcPr>
             <w:tcW w:w="1665" w:type="dxa"/>
-            <w:shd w:val="clear" w:color="auto" w:fill="auto"/>
             <w:vAlign w:val="center"/>
           </w:tcPr>
           <w:p>
@@ -3014,6 +3321,14 @@
                 <w:shd w:val="clear" w:color="auto" w:fill="92CDDC" w:themeFill="accent5" w:themeFillTint="99"/>
               </w:rPr>
             </w:pPr>
+            <w:r>
+              <w:rPr>
+                <w:rFonts w:ascii="Cambria" w:eastAsia="Arial" w:hAnsi="Cambria" w:cs="Arial"/>
+                <w:sz w:val="20"/>
+                <w:szCs w:val="18"/>
+              </w:rPr>
+              <w:t>√</w:t>
+            </w:r>
           </w:p>
         </w:tc>
       </w:tr>
@@ -3271,7 +3586,6 @@
         <w:tc>
           <w:tcPr>
             <w:tcW w:w="1800" w:type="dxa"/>
-            <w:shd w:val="clear" w:color="auto" w:fill="auto"/>
             <w:vAlign w:val="center"/>
           </w:tcPr>
           <w:p>
@@ -3295,7 +3609,6 @@
         <w:tc>
           <w:tcPr>
             <w:tcW w:w="1665" w:type="dxa"/>
-            <w:shd w:val="clear" w:color="auto" w:fill="auto"/>
             <w:vAlign w:val="center"/>
           </w:tcPr>
           <w:p>
@@ -3320,7 +3633,6 @@
           <w:tcPr>
             <w:tcW w:w="1665" w:type="dxa"/>
             <w:gridSpan w:val="2"/>
-            <w:shd w:val="clear" w:color="auto" w:fill="auto"/>
             <w:vAlign w:val="center"/>
           </w:tcPr>
           <w:p>
@@ -3344,7 +3656,6 @@
         <w:tc>
           <w:tcPr>
             <w:tcW w:w="1665" w:type="dxa"/>
-            <w:shd w:val="clear" w:color="auto" w:fill="auto"/>
             <w:vAlign w:val="center"/>
           </w:tcPr>
           <w:p>
@@ -3368,7 +3679,6 @@
         <w:tc>
           <w:tcPr>
             <w:tcW w:w="1665" w:type="dxa"/>
-            <w:shd w:val="clear" w:color="auto" w:fill="auto"/>
             <w:vAlign w:val="center"/>
           </w:tcPr>
           <w:p>
@@ -3387,6 +3697,14 @@
                 <w:shd w:val="clear" w:color="auto" w:fill="92CDDC" w:themeFill="accent5" w:themeFillTint="99"/>
               </w:rPr>
             </w:pPr>
+            <w:r>
+              <w:rPr>
+                <w:rFonts w:ascii="Cambria" w:eastAsia="Arial" w:hAnsi="Cambria" w:cs="Arial"/>
+                <w:sz w:val="20"/>
+                <w:szCs w:val="18"/>
+              </w:rPr>
+              <w:t>√</w:t>
+            </w:r>
           </w:p>
         </w:tc>
       </w:tr>
@@ -3583,7 +3901,6 @@
                   <w14:uncheckedState w14:val="2610" w14:font="MS Gothic"/>
                 </w14:checkbox>
               </w:sdtPr>
-              <w:sdtEndPr/>
               <w:sdtContent>
                 <w:r>
                   <w:rPr>
@@ -3653,7 +3970,6 @@
                   <w14:uncheckedState w14:val="2610" w14:font="MS Gothic"/>
                 </w14:checkbox>
               </w:sdtPr>
-              <w:sdtEndPr/>
               <w:sdtContent>
                 <w:r>
                   <w:rPr>
@@ -3723,7 +4039,6 @@
                   <w14:uncheckedState w14:val="2610" w14:font="MS Gothic"/>
                 </w14:checkbox>
               </w:sdtPr>
-              <w:sdtEndPr/>
               <w:sdtContent>
                 <w:r>
                   <w:rPr>
@@ -3788,20 +4103,19 @@
                 </w:rPr>
                 <w:id w:val="-90249619"/>
                 <w14:checkbox>
-                  <w14:checked w14:val="0"/>
+                  <w14:checked w14:val="1"/>
                   <w14:checkedState w14:val="2612" w14:font="MS Gothic"/>
                   <w14:uncheckedState w14:val="2610" w14:font="MS Gothic"/>
                 </w14:checkbox>
               </w:sdtPr>
-              <w:sdtEndPr/>
               <w:sdtContent>
                 <w:r>
                   <w:rPr>
-                    <w:rFonts w:ascii="Segoe UI Symbol" w:eastAsia="MS Gothic" w:hAnsi="Segoe UI Symbol" w:cs="Segoe UI Symbol"/>
+                    <w:rFonts w:ascii="MS Gothic" w:eastAsia="MS Gothic" w:hAnsi="MS Gothic" w:hint="eastAsia"/>
                     <w:sz w:val="20"/>
                     <w:szCs w:val="20"/>
                   </w:rPr>
-                  <w:t>☐</w:t>
+                  <w:t>☒</w:t>
                 </w:r>
               </w:sdtContent>
             </w:sdt>
@@ -3828,6 +4142,14 @@
                 <w:szCs w:val="20"/>
               </w:rPr>
             </w:pPr>
+            <w:r>
+              <w:rPr>
+                <w:rFonts w:ascii="Cambria" w:hAnsi="Cambria"/>
+                <w:sz w:val="20"/>
+                <w:szCs w:val="20"/>
+              </w:rPr>
+              <w:t>N/A</w:t>
+            </w:r>
           </w:p>
         </w:tc>
       </w:tr>
@@ -3863,7 +4185,6 @@
                   <w14:uncheckedState w14:val="2610" w14:font="MS Gothic"/>
                 </w14:checkbox>
               </w:sdtPr>
-              <w:sdtEndPr/>
               <w:sdtContent>
                 <w:r>
                   <w:rPr>
@@ -4304,7 +4625,6 @@
                   <w14:uncheckedState w14:val="2610" w14:font="MS Gothic"/>
                 </w14:checkbox>
               </w:sdtPr>
-              <w:sdtEndPr/>
               <w:sdtContent>
                 <w:r>
                   <w:rPr>
@@ -4658,7 +4978,6 @@
                   <w14:uncheckedState w14:val="2610" w14:font="MS Gothic"/>
                 </w14:checkbox>
               </w:sdtPr>
-              <w:sdtEndPr/>
               <w:sdtContent>
                 <w:r>
                   <w:rPr>
@@ -4716,7 +5035,6 @@
                   <w14:uncheckedState w14:val="2610" w14:font="MS Gothic"/>
                 </w14:checkbox>
               </w:sdtPr>
-              <w:sdtEndPr/>
               <w:sdtContent>
                 <w:r>
                   <w:rPr>
@@ -5270,7 +5588,6 @@
                   <w14:uncheckedState w14:val="2610" w14:font="MS Gothic"/>
                 </w14:checkbox>
               </w:sdtPr>
-              <w:sdtEndPr/>
               <w:sdtContent>
                 <w:r>
                   <w:rPr>
@@ -5320,7 +5637,6 @@
                   <w14:uncheckedState w14:val="2610" w14:font="MS Gothic"/>
                 </w14:checkbox>
               </w:sdtPr>
-              <w:sdtEndPr/>
               <w:sdtContent>
                 <w:r>
                   <w:rPr>
@@ -6480,7 +6796,6 @@
             <w:tcBorders>
               <w:bottom w:val="single" w:sz="4" w:space="0" w:color="auto"/>
             </w:tcBorders>
-            <w:shd w:val="clear" w:color="auto" w:fill="auto"/>
             <w:vAlign w:val="center"/>
           </w:tcPr>
           <w:p>
@@ -6507,7 +6822,6 @@
                   <w14:uncheckedState w14:val="2610" w14:font="MS Gothic"/>
                 </w14:checkbox>
               </w:sdtPr>
-              <w:sdtEndPr/>
               <w:sdtContent>
                 <w:r>
                   <w:rPr>
@@ -6554,7 +6868,6 @@
                   <w14:uncheckedState w14:val="2610" w14:font="MS Gothic"/>
                 </w14:checkbox>
               </w:sdtPr>
-              <w:sdtEndPr/>
               <w:sdtContent>
                 <w:r>
                   <w:rPr>
@@ -6629,7 +6942,6 @@
               <w:top w:val="single" w:sz="4" w:space="0" w:color="auto"/>
               <w:bottom w:val="single" w:sz="4" w:space="0" w:color="auto"/>
             </w:tcBorders>
-            <w:shd w:val="clear" w:color="auto" w:fill="auto"/>
             <w:vAlign w:val="center"/>
           </w:tcPr>
           <w:p>
@@ -6687,7 +6999,6 @@
               <w:top w:val="single" w:sz="4" w:space="0" w:color="auto"/>
               <w:bottom w:val="single" w:sz="4" w:space="0" w:color="auto"/>
             </w:tcBorders>
-            <w:shd w:val="clear" w:color="auto" w:fill="auto"/>
             <w:vAlign w:val="center"/>
           </w:tcPr>
           <w:p>
@@ -6745,7 +7056,6 @@
               <w:top w:val="single" w:sz="4" w:space="0" w:color="auto"/>
               <w:bottom w:val="single" w:sz="4" w:space="0" w:color="auto"/>
             </w:tcBorders>
-            <w:shd w:val="clear" w:color="auto" w:fill="auto"/>
             <w:vAlign w:val="center"/>
           </w:tcPr>
           <w:p>
@@ -7080,7 +7390,6 @@
               <w:top w:val="single" w:sz="4" w:space="0" w:color="auto"/>
               <w:bottom w:val="single" w:sz="4" w:space="0" w:color="auto"/>
             </w:tcBorders>
-            <w:shd w:val="clear" w:color="auto" w:fill="auto"/>
             <w:vAlign w:val="center"/>
           </w:tcPr>
           <w:p>
@@ -7109,7 +7418,6 @@
                   <w14:uncheckedState w14:val="2610" w14:font="MS Gothic"/>
                 </w14:checkbox>
               </w:sdtPr>
-              <w:sdtEndPr/>
               <w:sdtContent>
                 <w:r>
                   <w:rPr>
@@ -7200,7 +7508,6 @@
               <w:top w:val="single" w:sz="4" w:space="0" w:color="auto"/>
               <w:bottom w:val="single" w:sz="4" w:space="0" w:color="auto"/>
             </w:tcBorders>
-            <w:shd w:val="clear" w:color="auto" w:fill="auto"/>
             <w:vAlign w:val="center"/>
           </w:tcPr>
           <w:p>
@@ -7230,7 +7537,6 @@
                   <w14:uncheckedState w14:val="2610" w14:font="MS Gothic"/>
                 </w14:checkbox>
               </w:sdtPr>
-              <w:sdtEndPr/>
               <w:sdtContent>
                 <w:r>
                   <w:rPr>
@@ -7460,7 +7766,6 @@
               <w:top w:val="single" w:sz="4" w:space="0" w:color="auto"/>
               <w:bottom w:val="single" w:sz="4" w:space="0" w:color="auto"/>
             </w:tcBorders>
-            <w:shd w:val="clear" w:color="auto" w:fill="auto"/>
             <w:vAlign w:val="center"/>
           </w:tcPr>
           <w:p>
@@ -7493,7 +7798,6 @@
                   <w14:uncheckedState w14:val="2610" w14:font="MS Gothic"/>
                 </w14:checkbox>
               </w:sdtPr>
-              <w:sdtEndPr/>
               <w:sdtContent>
                 <w:r>
                   <w:rPr>
@@ -7536,7 +7840,6 @@
               <w:top w:val="single" w:sz="4" w:space="0" w:color="auto"/>
               <w:bottom w:val="single" w:sz="4" w:space="0" w:color="auto"/>
             </w:tcBorders>
-            <w:shd w:val="clear" w:color="auto" w:fill="auto"/>
             <w:vAlign w:val="center"/>
           </w:tcPr>
           <w:p>
@@ -7572,7 +7875,6 @@
                   <w14:uncheckedState w14:val="2610" w14:font="MS Gothic"/>
                 </w14:checkbox>
               </w:sdtPr>
-              <w:sdtEndPr/>
               <w:sdtContent>
                 <w:r>
                   <w:rPr>
@@ -7665,7 +7967,6 @@
               <w:top w:val="single" w:sz="4" w:space="0" w:color="auto"/>
               <w:bottom w:val="single" w:sz="4" w:space="0" w:color="auto"/>
             </w:tcBorders>
-            <w:shd w:val="clear" w:color="auto" w:fill="auto"/>
             <w:vAlign w:val="center"/>
           </w:tcPr>
           <w:p>
@@ -7701,7 +8002,6 @@
                   <w14:uncheckedState w14:val="2610" w14:font="MS Gothic"/>
                 </w14:checkbox>
               </w:sdtPr>
-              <w:sdtEndPr/>
               <w:sdtContent>
                 <w:r>
                   <w:rPr>
@@ -7746,7 +8046,6 @@
               <w:top w:val="single" w:sz="4" w:space="0" w:color="auto"/>
               <w:bottom w:val="single" w:sz="4" w:space="0" w:color="auto"/>
             </w:tcBorders>
-            <w:shd w:val="clear" w:color="auto" w:fill="auto"/>
           </w:tcPr>
           <w:p>
             <w:pPr>
@@ -7852,7 +8151,6 @@
               <w:top w:val="single" w:sz="4" w:space="0" w:color="auto"/>
               <w:bottom w:val="single" w:sz="4" w:space="0" w:color="auto"/>
             </w:tcBorders>
-            <w:shd w:val="clear" w:color="auto" w:fill="auto"/>
             <w:vAlign w:val="center"/>
           </w:tcPr>
           <w:p>
@@ -7905,7 +8203,6 @@
               <w:top w:val="single" w:sz="4" w:space="0" w:color="auto"/>
               <w:bottom w:val="single" w:sz="4" w:space="0" w:color="auto"/>
             </w:tcBorders>
-            <w:shd w:val="clear" w:color="auto" w:fill="auto"/>
             <w:vAlign w:val="center"/>
           </w:tcPr>
           <w:p>
@@ -7961,7 +8258,6 @@
               <w:top w:val="single" w:sz="4" w:space="0" w:color="auto"/>
               <w:bottom w:val="single" w:sz="4" w:space="0" w:color="auto"/>
             </w:tcBorders>
-            <w:shd w:val="clear" w:color="auto" w:fill="auto"/>
             <w:vAlign w:val="center"/>
           </w:tcPr>
           <w:p>
@@ -9320,7 +9616,6 @@
           <w:tcPr>
             <w:tcW w:w="9871" w:type="dxa"/>
             <w:gridSpan w:val="4"/>
-            <w:shd w:val="clear" w:color="auto" w:fill="auto"/>
             <w:vAlign w:val="center"/>
           </w:tcPr>
           <w:p>
@@ -9386,7 +9681,6 @@
                   <w14:uncheckedState w14:val="2610" w14:font="MS Gothic"/>
                 </w14:checkbox>
               </w:sdtPr>
-              <w:sdtEndPr/>
               <w:sdtContent>
                 <w:r>
                   <w:rPr>
@@ -9465,7 +9759,6 @@
                   <w14:uncheckedState w14:val="2610" w14:font="MS Gothic"/>
                 </w14:checkbox>
               </w:sdtPr>
-              <w:sdtEndPr/>
               <w:sdtContent>
                 <w:r>
                   <w:rPr>
@@ -9585,7 +9878,6 @@
                   <w14:uncheckedState w14:val="2610" w14:font="MS Gothic"/>
                 </w14:checkbox>
               </w:sdtPr>
-              <w:sdtEndPr/>
               <w:sdtContent>
                 <w:r>
                   <w:rPr>
@@ -9671,7 +9963,6 @@
                   <w14:uncheckedState w14:val="2610" w14:font="MS Gothic"/>
                 </w14:checkbox>
               </w:sdtPr>
-              <w:sdtEndPr/>
               <w:sdtContent>
                 <w:r>
                   <w:rPr>
@@ -10024,7 +10315,6 @@
                   <w14:uncheckedState w14:val="2610" w14:font="MS Gothic"/>
                 </w14:checkbox>
               </w:sdtPr>
-              <w:sdtEndPr/>
               <w:sdtContent>
                 <w:r>
                   <w:rPr>
@@ -10089,7 +10379,6 @@
                   <w14:uncheckedState w14:val="2610" w14:font="MS Gothic"/>
                 </w14:checkbox>
               </w:sdtPr>
-              <w:sdtEndPr/>
               <w:sdtContent>
                 <w:r>
                   <w:rPr>
@@ -10729,7 +11018,6 @@
           <w:tcPr>
             <w:tcW w:w="9900" w:type="dxa"/>
             <w:gridSpan w:val="4"/>
-            <w:shd w:val="clear" w:color="auto" w:fill="auto"/>
             <w:vAlign w:val="center"/>
           </w:tcPr>
           <w:p>
@@ -10757,7 +11045,6 @@
                   <w14:uncheckedState w14:val="2610" w14:font="MS Gothic"/>
                 </w14:checkbox>
               </w:sdtPr>
-              <w:sdtEndPr/>
               <w:sdtContent>
                 <w:r>
                   <w:rPr>
@@ -10798,7 +11085,6 @@
           <w:tcPr>
             <w:tcW w:w="9900" w:type="dxa"/>
             <w:gridSpan w:val="4"/>
-            <w:shd w:val="clear" w:color="auto" w:fill="auto"/>
             <w:vAlign w:val="center"/>
           </w:tcPr>
           <w:p>
@@ -10826,7 +11112,6 @@
                   <w14:uncheckedState w14:val="2610" w14:font="MS Gothic"/>
                 </w14:checkbox>
               </w:sdtPr>
-              <w:sdtEndPr/>
               <w:sdtContent>
                 <w:r>
                   <w:rPr>
@@ -10915,7 +11200,6 @@
           <w:tcPr>
             <w:tcW w:w="9900" w:type="dxa"/>
             <w:gridSpan w:val="4"/>
-            <w:shd w:val="clear" w:color="auto" w:fill="auto"/>
             <w:vAlign w:val="center"/>
           </w:tcPr>
           <w:p>
@@ -10943,7 +11227,6 @@
                   <w14:uncheckedState w14:val="2610" w14:font="MS Gothic"/>
                 </w14:checkbox>
               </w:sdtPr>
-              <w:sdtEndPr/>
               <w:sdtContent>
                 <w:r>
                   <w:rPr>
@@ -10984,7 +11267,6 @@
           <w:tcPr>
             <w:tcW w:w="9900" w:type="dxa"/>
             <w:gridSpan w:val="4"/>
-            <w:shd w:val="clear" w:color="auto" w:fill="auto"/>
             <w:vAlign w:val="center"/>
           </w:tcPr>
           <w:p>
@@ -11012,7 +11294,6 @@
                   <w14:uncheckedState w14:val="2610" w14:font="MS Gothic"/>
                 </w14:checkbox>
               </w:sdtPr>
-              <w:sdtEndPr/>
               <w:sdtContent>
                 <w:r>
                   <w:rPr>
@@ -12676,7 +12957,6 @@
               <w:bottom w:val="nil"/>
               <w:right w:val="nil"/>
             </w:tcBorders>
-            <w:shd w:val="clear" w:color="auto" w:fill="auto"/>
             <w:vAlign w:val="center"/>
           </w:tcPr>
           <w:p>
@@ -12942,7 +13222,6 @@
                     <w:bottom w:val="nil"/>
                     <w:right w:val="nil"/>
                   </w:tcBorders>
-                  <w:shd w:val="clear" w:color="auto" w:fill="auto"/>
                   <w:vAlign w:val="center"/>
                 </w:tcPr>
                 <w:p>
@@ -13000,7 +13279,7 @@
 </file>
 
 <file path=word/endnotes.xml><?xml version="1.0" encoding="utf-8"?>
-<w:endnotes xmlns:wpc="http://schemas.microsoft.com/office/word/2010/wordprocessingCanvas" xmlns:cx="http://schemas.microsoft.com/office/drawing/2014/chartex" xmlns:cx1="http://schemas.microsoft.com/office/drawing/2015/9/8/chartex" xmlns:cx2="http://schemas.microsoft.com/office/drawing/2015/10/21/chartex" xmlns:cx3="http://schemas.microsoft.com/office/drawing/2016/5/9/chartex" xmlns:cx4="http://schemas.microsoft.com/office/drawing/2016/5/10/chartex" xmlns:cx5="http://schemas.microsoft.com/office/drawing/2016/5/11/chartex" xmlns:cx6="http://schemas.microsoft.com/office/drawing/2016/5/12/chartex" xmlns:cx7="http://schemas.microsoft.com/office/drawing/2016/5/13/chartex" xmlns:cx8="http://schemas.microsoft.com/office/drawing/2016/5/14/chartex" xmlns:mc="http://schemas.openxmlformats.org/markup-compatibility/2006" xmlns:aink="http://schemas.microsoft.com/office/drawing/2016/ink" xmlns:am3d="http://schemas.microsoft.com/office/drawing/2017/model3d" xmlns:o="urn:schemas-microsoft-com:office:office" xmlns:r="http://schemas.openxmlformats.org/officeDocument/2006/relationships" xmlns:m="http://schemas.openxmlformats.org/officeDocument/2006/math" xmlns:v="urn:schemas-microsoft-com:vml" xmlns:wp14="http://schemas.microsoft.com/office/word/2010/wordprocessingDrawing" xmlns:wp="http://schemas.openxmlformats.org/drawingml/2006/wordprocessingDrawing" xmlns:w10="urn:schemas-microsoft-com:office:word" xmlns:w="http://schemas.openxmlformats.org/wordprocessingml/2006/main" xmlns:w14="http://schemas.microsoft.com/office/word/2010/wordml" xmlns:w15="http://schemas.microsoft.com/office/word/2012/wordml" xmlns:w16cid="http://schemas.microsoft.com/office/word/2016/wordml/cid" xmlns:w16se="http://schemas.microsoft.com/office/word/2015/wordml/symex" xmlns:wpg="http://schemas.microsoft.com/office/word/2010/wordprocessingGroup" xmlns:wpi="http://schemas.microsoft.com/office/word/2010/wordprocessingInk" xmlns:wne="http://schemas.microsoft.com/office/word/2006/wordml" xmlns:wps="http://schemas.microsoft.com/office/word/2010/wordprocessingShape" mc:Ignorable="w14 w15 w16se w16cid wp14">
+<w:endnotes xmlns:wpc="http://schemas.microsoft.com/office/word/2010/wordprocessingCanvas" xmlns:cx="http://schemas.microsoft.com/office/drawing/2014/chartex" xmlns:cx1="http://schemas.microsoft.com/office/drawing/2015/9/8/chartex" xmlns:cx2="http://schemas.microsoft.com/office/drawing/2015/10/21/chartex" xmlns:cx3="http://schemas.microsoft.com/office/drawing/2016/5/9/chartex" xmlns:cx4="http://schemas.microsoft.com/office/drawing/2016/5/10/chartex" xmlns:cx5="http://schemas.microsoft.com/office/drawing/2016/5/11/chartex" xmlns:cx6="http://schemas.microsoft.com/office/drawing/2016/5/12/chartex" xmlns:cx7="http://schemas.microsoft.com/office/drawing/2016/5/13/chartex" xmlns:cx8="http://schemas.microsoft.com/office/drawing/2016/5/14/chartex" xmlns:mc="http://schemas.openxmlformats.org/markup-compatibility/2006" xmlns:aink="http://schemas.microsoft.com/office/drawing/2016/ink" xmlns:am3d="http://schemas.microsoft.com/office/drawing/2017/model3d" xmlns:o="urn:schemas-microsoft-com:office:office" xmlns:oel="http://schemas.microsoft.com/office/2019/extlst" xmlns:r="http://schemas.openxmlformats.org/officeDocument/2006/relationships" xmlns:m="http://schemas.openxmlformats.org/officeDocument/2006/math" xmlns:v="urn:schemas-microsoft-com:vml" xmlns:wp14="http://schemas.microsoft.com/office/word/2010/wordprocessingDrawing" xmlns:wp="http://schemas.openxmlformats.org/drawingml/2006/wordprocessingDrawing" xmlns:w10="urn:schemas-microsoft-com:office:word" xmlns:w="http://schemas.openxmlformats.org/wordprocessingml/2006/main" xmlns:w14="http://schemas.microsoft.com/office/word/2010/wordml" xmlns:w15="http://schemas.microsoft.com/office/word/2012/wordml" xmlns:w16cex="http://schemas.microsoft.com/office/word/2018/wordml/cex" xmlns:w16cid="http://schemas.microsoft.com/office/word/2016/wordml/cid" xmlns:w16="http://schemas.microsoft.com/office/word/2018/wordml" xmlns:w16du="http://schemas.microsoft.com/office/word/2023/wordml/word16du" xmlns:w16sdtdh="http://schemas.microsoft.com/office/word/2020/wordml/sdtdatahash" xmlns:w16sdtfl="http://schemas.microsoft.com/office/word/2024/wordml/sdtformatlock" xmlns:w16se="http://schemas.microsoft.com/office/word/2015/wordml/symex" xmlns:wpg="http://schemas.microsoft.com/office/word/2010/wordprocessingGroup" xmlns:wpi="http://schemas.microsoft.com/office/word/2010/wordprocessingInk" xmlns:wne="http://schemas.microsoft.com/office/word/2006/wordml" xmlns:wps="http://schemas.microsoft.com/office/word/2010/wordprocessingShape" mc:Ignorable="w14 w15 w16se w16cid w16 w16cex w16sdtdh w16sdtfl w16du wp14">
   <w:endnote w:type="separator" w:id="-1">
     <w:p>
       <w:r>
@@ -13022,7 +13301,7 @@
 </file>
 
 <file path=word/footer1.xml><?xml version="1.0" encoding="utf-8"?>
-<w:ftr xmlns:wpc="http://schemas.microsoft.com/office/word/2010/wordprocessingCanvas" xmlns:cx="http://schemas.microsoft.com/office/drawing/2014/chartex" xmlns:cx1="http://schemas.microsoft.com/office/drawing/2015/9/8/chartex" xmlns:cx2="http://schemas.microsoft.com/office/drawing/2015/10/21/chartex" xmlns:cx3="http://schemas.microsoft.com/office/drawing/2016/5/9/chartex" xmlns:cx4="http://schemas.microsoft.com/office/drawing/2016/5/10/chartex" xmlns:cx5="http://schemas.microsoft.com/office/drawing/2016/5/11/chartex" xmlns:cx6="http://schemas.microsoft.com/office/drawing/2016/5/12/chartex" xmlns:cx7="http://schemas.microsoft.com/office/drawing/2016/5/13/chartex" xmlns:cx8="http://schemas.microsoft.com/office/drawing/2016/5/14/chartex" xmlns:mc="http://schemas.openxmlformats.org/markup-compatibility/2006" xmlns:aink="http://schemas.microsoft.com/office/drawing/2016/ink" xmlns:am3d="http://schemas.microsoft.com/office/drawing/2017/model3d" xmlns:o="urn:schemas-microsoft-com:office:office" xmlns:r="http://schemas.openxmlformats.org/officeDocument/2006/relationships" xmlns:m="http://schemas.openxmlformats.org/officeDocument/2006/math" xmlns:v="urn:schemas-microsoft-com:vml" xmlns:wp14="http://schemas.microsoft.com/office/word/2010/wordprocessingDrawing" xmlns:wp="http://schemas.openxmlformats.org/drawingml/2006/wordprocessingDrawing" xmlns:w10="urn:schemas-microsoft-com:office:word" xmlns:w="http://schemas.openxmlformats.org/wordprocessingml/2006/main" xmlns:w14="http://schemas.microsoft.com/office/word/2010/wordml" xmlns:w15="http://schemas.microsoft.com/office/word/2012/wordml" xmlns:w16cid="http://schemas.microsoft.com/office/word/2016/wordml/cid" xmlns:w16se="http://schemas.microsoft.com/office/word/2015/wordml/symex" xmlns:wpg="http://schemas.microsoft.com/office/word/2010/wordprocessingGroup" xmlns:wpi="http://schemas.microsoft.com/office/word/2010/wordprocessingInk" xmlns:wne="http://schemas.microsoft.com/office/word/2006/wordml" xmlns:wps="http://schemas.microsoft.com/office/word/2010/wordprocessingShape" mc:Ignorable="w14 w15 w16se w16cid wp14">
+<w:ftr xmlns:wpc="http://schemas.microsoft.com/office/word/2010/wordprocessingCanvas" xmlns:cx="http://schemas.microsoft.com/office/drawing/2014/chartex" xmlns:cx1="http://schemas.microsoft.com/office/drawing/2015/9/8/chartex" xmlns:cx2="http://schemas.microsoft.com/office/drawing/2015/10/21/chartex" xmlns:cx3="http://schemas.microsoft.com/office/drawing/2016/5/9/chartex" xmlns:cx4="http://schemas.microsoft.com/office/drawing/2016/5/10/chartex" xmlns:cx5="http://schemas.microsoft.com/office/drawing/2016/5/11/chartex" xmlns:cx6="http://schemas.microsoft.com/office/drawing/2016/5/12/chartex" xmlns:cx7="http://schemas.microsoft.com/office/drawing/2016/5/13/chartex" xmlns:cx8="http://schemas.microsoft.com/office/drawing/2016/5/14/chartex" xmlns:mc="http://schemas.openxmlformats.org/markup-compatibility/2006" xmlns:aink="http://schemas.microsoft.com/office/drawing/2016/ink" xmlns:am3d="http://schemas.microsoft.com/office/drawing/2017/model3d" xmlns:o="urn:schemas-microsoft-com:office:office" xmlns:oel="http://schemas.microsoft.com/office/2019/extlst" xmlns:r="http://schemas.openxmlformats.org/officeDocument/2006/relationships" xmlns:m="http://schemas.openxmlformats.org/officeDocument/2006/math" xmlns:v="urn:schemas-microsoft-com:vml" xmlns:wp14="http://schemas.microsoft.com/office/word/2010/wordprocessingDrawing" xmlns:wp="http://schemas.openxmlformats.org/drawingml/2006/wordprocessingDrawing" xmlns:w10="urn:schemas-microsoft-com:office:word" xmlns:w="http://schemas.openxmlformats.org/wordprocessingml/2006/main" xmlns:w14="http://schemas.microsoft.com/office/word/2010/wordml" xmlns:w15="http://schemas.microsoft.com/office/word/2012/wordml" xmlns:w16cex="http://schemas.microsoft.com/office/word/2018/wordml/cex" xmlns:w16cid="http://schemas.microsoft.com/office/word/2016/wordml/cid" xmlns:w16="http://schemas.microsoft.com/office/word/2018/wordml" xmlns:w16du="http://schemas.microsoft.com/office/word/2023/wordml/word16du" xmlns:w16sdtdh="http://schemas.microsoft.com/office/word/2020/wordml/sdtdatahash" xmlns:w16sdtfl="http://schemas.microsoft.com/office/word/2024/wordml/sdtformatlock" xmlns:w16se="http://schemas.microsoft.com/office/word/2015/wordml/symex" xmlns:wpg="http://schemas.microsoft.com/office/word/2010/wordprocessingGroup" xmlns:wpi="http://schemas.microsoft.com/office/word/2010/wordprocessingInk" xmlns:wne="http://schemas.microsoft.com/office/word/2006/wordml" xmlns:wps="http://schemas.microsoft.com/office/word/2010/wordprocessingShape" mc:Ignorable="w14 w15 w16se w16cid w16 w16cex w16sdtdh w16sdtfl w16du wp14">
   <w:p>
     <w:pPr>
       <w:pStyle w:val="Footer"/>
@@ -13035,7 +13314,6 @@
           <w:docPartUnique/>
         </w:docPartObj>
       </w:sdtPr>
-      <w:sdtEndPr/>
       <w:sdtContent>
         <w:sdt>
           <w:sdtPr>
@@ -13045,7 +13323,6 @@
               <w:docPartUnique/>
             </w:docPartObj>
           </w:sdtPr>
-          <w:sdtEndPr/>
           <w:sdtContent>
             <w:r>
               <w:rPr>
@@ -13204,7 +13481,7 @@
 </file>
 
 <file path=word/footnotes.xml><?xml version="1.0" encoding="utf-8"?>
-<w:footnotes xmlns:wpc="http://schemas.microsoft.com/office/word/2010/wordprocessingCanvas" xmlns:cx="http://schemas.microsoft.com/office/drawing/2014/chartex" xmlns:cx1="http://schemas.microsoft.com/office/drawing/2015/9/8/chartex" xmlns:cx2="http://schemas.microsoft.com/office/drawing/2015/10/21/chartex" xmlns:cx3="http://schemas.microsoft.com/office/drawing/2016/5/9/chartex" xmlns:cx4="http://schemas.microsoft.com/office/drawing/2016/5/10/chartex" xmlns:cx5="http://schemas.microsoft.com/office/drawing/2016/5/11/chartex" xmlns:cx6="http://schemas.microsoft.com/office/drawing/2016/5/12/chartex" xmlns:cx7="http://schemas.microsoft.com/office/drawing/2016/5/13/chartex" xmlns:cx8="http://schemas.microsoft.com/office/drawing/2016/5/14/chartex" xmlns:mc="http://schemas.openxmlformats.org/markup-compatibility/2006" xmlns:aink="http://schemas.microsoft.com/office/drawing/2016/ink" xmlns:am3d="http://schemas.microsoft.com/office/drawing/2017/model3d" xmlns:o="urn:schemas-microsoft-com:office:office" xmlns:r="http://schemas.openxmlformats.org/officeDocument/2006/relationships" xmlns:m="http://schemas.openxmlformats.org/officeDocument/2006/math" xmlns:v="urn:schemas-microsoft-com:vml" xmlns:wp14="http://schemas.microsoft.com/office/word/2010/wordprocessingDrawing" xmlns:wp="http://schemas.openxmlformats.org/drawingml/2006/wordprocessingDrawing" xmlns:w10="urn:schemas-microsoft-com:office:word" xmlns:w="http://schemas.openxmlformats.org/wordprocessingml/2006/main" xmlns:w14="http://schemas.microsoft.com/office/word/2010/wordml" xmlns:w15="http://schemas.microsoft.com/office/word/2012/wordml" xmlns:w16cid="http://schemas.microsoft.com/office/word/2016/wordml/cid" xmlns:w16se="http://schemas.microsoft.com/office/word/2015/wordml/symex" xmlns:wpg="http://schemas.microsoft.com/office/word/2010/wordprocessingGroup" xmlns:wpi="http://schemas.microsoft.com/office/word/2010/wordprocessingInk" xmlns:wne="http://schemas.microsoft.com/office/word/2006/wordml" xmlns:wps="http://schemas.microsoft.com/office/word/2010/wordprocessingShape" mc:Ignorable="w14 w15 w16se w16cid wp14">
+<w:footnotes xmlns:wpc="http://schemas.microsoft.com/office/word/2010/wordprocessingCanvas" xmlns:cx="http://schemas.microsoft.com/office/drawing/2014/chartex" xmlns:cx1="http://schemas.microsoft.com/office/drawing/2015/9/8/chartex" xmlns:cx2="http://schemas.microsoft.com/office/drawing/2015/10/21/chartex" xmlns:cx3="http://schemas.microsoft.com/office/drawing/2016/5/9/chartex" xmlns:cx4="http://schemas.microsoft.com/office/drawing/2016/5/10/chartex" xmlns:cx5="http://schemas.microsoft.com/office/drawing/2016/5/11/chartex" xmlns:cx6="http://schemas.microsoft.com/office/drawing/2016/5/12/chartex" xmlns:cx7="http://schemas.microsoft.com/office/drawing/2016/5/13/chartex" xmlns:cx8="http://schemas.microsoft.com/office/drawing/2016/5/14/chartex" xmlns:mc="http://schemas.openxmlformats.org/markup-compatibility/2006" xmlns:aink="http://schemas.microsoft.com/office/drawing/2016/ink" xmlns:am3d="http://schemas.microsoft.com/office/drawing/2017/model3d" xmlns:o="urn:schemas-microsoft-com:office:office" xmlns:oel="http://schemas.microsoft.com/office/2019/extlst" xmlns:r="http://schemas.openxmlformats.org/officeDocument/2006/relationships" xmlns:m="http://schemas.openxmlformats.org/officeDocument/2006/math" xmlns:v="urn:schemas-microsoft-com:vml" xmlns:wp14="http://schemas.microsoft.com/office/word/2010/wordprocessingDrawing" xmlns:wp="http://schemas.openxmlformats.org/drawingml/2006/wordprocessingDrawing" xmlns:w10="urn:schemas-microsoft-com:office:word" xmlns:w="http://schemas.openxmlformats.org/wordprocessingml/2006/main" xmlns:w14="http://schemas.microsoft.com/office/word/2010/wordml" xmlns:w15="http://schemas.microsoft.com/office/word/2012/wordml" xmlns:w16cex="http://schemas.microsoft.com/office/word/2018/wordml/cex" xmlns:w16cid="http://schemas.microsoft.com/office/word/2016/wordml/cid" xmlns:w16="http://schemas.microsoft.com/office/word/2018/wordml" xmlns:w16du="http://schemas.microsoft.com/office/word/2023/wordml/word16du" xmlns:w16sdtdh="http://schemas.microsoft.com/office/word/2020/wordml/sdtdatahash" xmlns:w16sdtfl="http://schemas.microsoft.com/office/word/2024/wordml/sdtformatlock" xmlns:w16se="http://schemas.microsoft.com/office/word/2015/wordml/symex" xmlns:wpg="http://schemas.microsoft.com/office/word/2010/wordprocessingGroup" xmlns:wpi="http://schemas.microsoft.com/office/word/2010/wordprocessingInk" xmlns:wne="http://schemas.microsoft.com/office/word/2006/wordml" xmlns:wps="http://schemas.microsoft.com/office/word/2010/wordprocessingShape" mc:Ignorable="w14 w15 w16se w16cid w16 w16cex w16sdtdh w16sdtfl w16du wp14">
   <w:footnote w:type="separator" w:id="-1">
     <w:p>
       <w:r>
@@ -13226,7 +13503,7 @@
 </file>
 
 <file path=word/header1.xml><?xml version="1.0" encoding="utf-8"?>
-<w:hdr xmlns:wpc="http://schemas.microsoft.com/office/word/2010/wordprocessingCanvas" xmlns:cx="http://schemas.microsoft.com/office/drawing/2014/chartex" xmlns:cx1="http://schemas.microsoft.com/office/drawing/2015/9/8/chartex" xmlns:cx2="http://schemas.microsoft.com/office/drawing/2015/10/21/chartex" xmlns:cx3="http://schemas.microsoft.com/office/drawing/2016/5/9/chartex" xmlns:cx4="http://schemas.microsoft.com/office/drawing/2016/5/10/chartex" xmlns:cx5="http://schemas.microsoft.com/office/drawing/2016/5/11/chartex" xmlns:cx6="http://schemas.microsoft.com/office/drawing/2016/5/12/chartex" xmlns:cx7="http://schemas.microsoft.com/office/drawing/2016/5/13/chartex" xmlns:cx8="http://schemas.microsoft.com/office/drawing/2016/5/14/chartex" xmlns:mc="http://schemas.openxmlformats.org/markup-compatibility/2006" xmlns:aink="http://schemas.microsoft.com/office/drawing/2016/ink" xmlns:am3d="http://schemas.microsoft.com/office/drawing/2017/model3d" xmlns:o="urn:schemas-microsoft-com:office:office" xmlns:r="http://schemas.openxmlformats.org/officeDocument/2006/relationships" xmlns:m="http://schemas.openxmlformats.org/officeDocument/2006/math" xmlns:v="urn:schemas-microsoft-com:vml" xmlns:wp14="http://schemas.microsoft.com/office/word/2010/wordprocessingDrawing" xmlns:wp="http://schemas.openxmlformats.org/drawingml/2006/wordprocessingDrawing" xmlns:w10="urn:schemas-microsoft-com:office:word" xmlns:w="http://schemas.openxmlformats.org/wordprocessingml/2006/main" xmlns:w14="http://schemas.microsoft.com/office/word/2010/wordml" xmlns:w15="http://schemas.microsoft.com/office/word/2012/wordml" xmlns:w16cid="http://schemas.microsoft.com/office/word/2016/wordml/cid" xmlns:w16se="http://schemas.microsoft.com/office/word/2015/wordml/symex" xmlns:wpg="http://schemas.microsoft.com/office/word/2010/wordprocessingGroup" xmlns:wpi="http://schemas.microsoft.com/office/word/2010/wordprocessingInk" xmlns:wne="http://schemas.microsoft.com/office/word/2006/wordml" xmlns:wps="http://schemas.microsoft.com/office/word/2010/wordprocessingShape" mc:Ignorable="w14 w15 w16se w16cid wp14">
+<w:hdr xmlns:wpc="http://schemas.microsoft.com/office/word/2010/wordprocessingCanvas" xmlns:cx="http://schemas.microsoft.com/office/drawing/2014/chartex" xmlns:cx1="http://schemas.microsoft.com/office/drawing/2015/9/8/chartex" xmlns:cx2="http://schemas.microsoft.com/office/drawing/2015/10/21/chartex" xmlns:cx3="http://schemas.microsoft.com/office/drawing/2016/5/9/chartex" xmlns:cx4="http://schemas.microsoft.com/office/drawing/2016/5/10/chartex" xmlns:cx5="http://schemas.microsoft.com/office/drawing/2016/5/11/chartex" xmlns:cx6="http://schemas.microsoft.com/office/drawing/2016/5/12/chartex" xmlns:cx7="http://schemas.microsoft.com/office/drawing/2016/5/13/chartex" xmlns:cx8="http://schemas.microsoft.com/office/drawing/2016/5/14/chartex" xmlns:mc="http://schemas.openxmlformats.org/markup-compatibility/2006" xmlns:aink="http://schemas.microsoft.com/office/drawing/2016/ink" xmlns:am3d="http://schemas.microsoft.com/office/drawing/2017/model3d" xmlns:o="urn:schemas-microsoft-com:office:office" xmlns:oel="http://schemas.microsoft.com/office/2019/extlst" xmlns:r="http://schemas.openxmlformats.org/officeDocument/2006/relationships" xmlns:m="http://schemas.openxmlformats.org/officeDocument/2006/math" xmlns:v="urn:schemas-microsoft-com:vml" xmlns:wp14="http://schemas.microsoft.com/office/word/2010/wordprocessingDrawing" xmlns:wp="http://schemas.openxmlformats.org/drawingml/2006/wordprocessingDrawing" xmlns:w10="urn:schemas-microsoft-com:office:word" xmlns:w="http://schemas.openxmlformats.org/wordprocessingml/2006/main" xmlns:w14="http://schemas.microsoft.com/office/word/2010/wordml" xmlns:w15="http://schemas.microsoft.com/office/word/2012/wordml" xmlns:w16cex="http://schemas.microsoft.com/office/word/2018/wordml/cex" xmlns:w16cid="http://schemas.microsoft.com/office/word/2016/wordml/cid" xmlns:w16="http://schemas.microsoft.com/office/word/2018/wordml" xmlns:w16du="http://schemas.microsoft.com/office/word/2023/wordml/word16du" xmlns:w16sdtdh="http://schemas.microsoft.com/office/word/2020/wordml/sdtdatahash" xmlns:w16sdtfl="http://schemas.microsoft.com/office/word/2024/wordml/sdtformatlock" xmlns:w16se="http://schemas.microsoft.com/office/word/2015/wordml/symex" xmlns:wpg="http://schemas.microsoft.com/office/word/2010/wordprocessingGroup" xmlns:wpi="http://schemas.microsoft.com/office/word/2010/wordprocessingInk" xmlns:wne="http://schemas.microsoft.com/office/word/2006/wordml" xmlns:wps="http://schemas.microsoft.com/office/word/2010/wordprocessingShape" mc:Ignorable="w14 w15 w16se w16cid w16 w16cex w16sdtdh w16sdtfl w16du wp14">
   <w:p>
     <w:pPr>
       <w:pStyle w:val="Header"/>
@@ -13447,7 +13724,7 @@
 </file>
 
 <file path=word/numbering.xml><?xml version="1.0" encoding="utf-8"?>
-<w:numbering xmlns:wpc="http://schemas.microsoft.com/office/word/2010/wordprocessingCanvas" xmlns:cx="http://schemas.microsoft.com/office/drawing/2014/chartex" xmlns:cx1="http://schemas.microsoft.com/office/drawing/2015/9/8/chartex" xmlns:cx2="http://schemas.microsoft.com/office/drawing/2015/10/21/chartex" xmlns:cx3="http://schemas.microsoft.com/office/drawing/2016/5/9/chartex" xmlns:cx4="http://schemas.microsoft.com/office/drawing/2016/5/10/chartex" xmlns:cx5="http://schemas.microsoft.com/office/drawing/2016/5/11/chartex" xmlns:cx6="http://schemas.microsoft.com/office/drawing/2016/5/12/chartex" xmlns:cx7="http://schemas.microsoft.com/office/drawing/2016/5/13/chartex" xmlns:cx8="http://schemas.microsoft.com/office/drawing/2016/5/14/chartex" xmlns:mc="http://schemas.openxmlformats.org/markup-compatibility/2006" xmlns:aink="http://schemas.microsoft.com/office/drawing/2016/ink" xmlns:am3d="http://schemas.microsoft.com/office/drawing/2017/model3d" xmlns:o="urn:schemas-microsoft-com:office:office" xmlns:r="http://schemas.openxmlformats.org/officeDocument/2006/relationships" xmlns:m="http://schemas.openxmlformats.org/officeDocument/2006/math" xmlns:v="urn:schemas-microsoft-com:vml" xmlns:wp14="http://schemas.microsoft.com/office/word/2010/wordprocessingDrawing" xmlns:wp="http://schemas.openxmlformats.org/drawingml/2006/wordprocessingDrawing" xmlns:w10="urn:schemas-microsoft-com:office:word" xmlns:w="http://schemas.openxmlformats.org/wordprocessingml/2006/main" xmlns:w14="http://schemas.microsoft.com/office/word/2010/wordml" xmlns:w15="http://schemas.microsoft.com/office/word/2012/wordml" xmlns:w16cid="http://schemas.microsoft.com/office/word/2016/wordml/cid" xmlns:w16se="http://schemas.microsoft.com/office/word/2015/wordml/symex" xmlns:wpg="http://schemas.microsoft.com/office/word/2010/wordprocessingGroup" xmlns:wpi="http://schemas.microsoft.com/office/word/2010/wordprocessingInk" xmlns:wne="http://schemas.microsoft.com/office/word/2006/wordml" xmlns:wps="http://schemas.microsoft.com/office/word/2010/wordprocessingShape" mc:Ignorable="w14 w15 w16se w16cid wp14">
+<w:numbering xmlns:wpc="http://schemas.microsoft.com/office/word/2010/wordprocessingCanvas" xmlns:cx="http://schemas.microsoft.com/office/drawing/2014/chartex" xmlns:cx1="http://schemas.microsoft.com/office/drawing/2015/9/8/chartex" xmlns:cx2="http://schemas.microsoft.com/office/drawing/2015/10/21/chartex" xmlns:cx3="http://schemas.microsoft.com/office/drawing/2016/5/9/chartex" xmlns:cx4="http://schemas.microsoft.com/office/drawing/2016/5/10/chartex" xmlns:cx5="http://schemas.microsoft.com/office/drawing/2016/5/11/chartex" xmlns:cx6="http://schemas.microsoft.com/office/drawing/2016/5/12/chartex" xmlns:cx7="http://schemas.microsoft.com/office/drawing/2016/5/13/chartex" xmlns:cx8="http://schemas.microsoft.com/office/drawing/2016/5/14/chartex" xmlns:mc="http://schemas.openxmlformats.org/markup-compatibility/2006" xmlns:aink="http://schemas.microsoft.com/office/drawing/2016/ink" xmlns:am3d="http://schemas.microsoft.com/office/drawing/2017/model3d" xmlns:o="urn:schemas-microsoft-com:office:office" xmlns:oel="http://schemas.microsoft.com/office/2019/extlst" xmlns:r="http://schemas.openxmlformats.org/officeDocument/2006/relationships" xmlns:m="http://schemas.openxmlformats.org/officeDocument/2006/math" xmlns:v="urn:schemas-microsoft-com:vml" xmlns:wp14="http://schemas.microsoft.com/office/word/2010/wordprocessingDrawing" xmlns:wp="http://schemas.openxmlformats.org/drawingml/2006/wordprocessingDrawing" xmlns:w10="urn:schemas-microsoft-com:office:word" xmlns:w="http://schemas.openxmlformats.org/wordprocessingml/2006/main" xmlns:w14="http://schemas.microsoft.com/office/word/2010/wordml" xmlns:w15="http://schemas.microsoft.com/office/word/2012/wordml" xmlns:w16cex="http://schemas.microsoft.com/office/word/2018/wordml/cex" xmlns:w16cid="http://schemas.microsoft.com/office/word/2016/wordml/cid" xmlns:w16="http://schemas.microsoft.com/office/word/2018/wordml" xmlns:w16du="http://schemas.microsoft.com/office/word/2023/wordml/word16du" xmlns:w16sdtdh="http://schemas.microsoft.com/office/word/2020/wordml/sdtdatahash" xmlns:w16sdtfl="http://schemas.microsoft.com/office/word/2024/wordml/sdtformatlock" xmlns:w16se="http://schemas.microsoft.com/office/word/2015/wordml/symex" xmlns:wpg="http://schemas.microsoft.com/office/word/2010/wordprocessingGroup" xmlns:wpi="http://schemas.microsoft.com/office/word/2010/wordprocessingInk" xmlns:wne="http://schemas.microsoft.com/office/word/2006/wordml" xmlns:wps="http://schemas.microsoft.com/office/word/2010/wordprocessingShape" mc:Ignorable="w14 w15 w16se w16cid w16 w16cex w16sdtdh w16sdtfl w16du wp14">
   <w:abstractNum w:abstractNumId="0" w15:restartNumberingAfterBreak="0">
     <w:nsid w:val="05DF74AC"/>
     <w:multiLevelType w:val="hybridMultilevel"/>
@@ -14196,32 +14473,32 @@
       </w:rPr>
     </w:lvl>
   </w:abstractNum>
-  <w:num w:numId="1">
+  <w:num w:numId="1" w16cid:durableId="341512326">
     <w:abstractNumId w:val="6"/>
   </w:num>
-  <w:num w:numId="2">
+  <w:num w:numId="2" w16cid:durableId="1727872914">
     <w:abstractNumId w:val="4"/>
   </w:num>
-  <w:num w:numId="3">
+  <w:num w:numId="3" w16cid:durableId="1066493335">
     <w:abstractNumId w:val="5"/>
   </w:num>
-  <w:num w:numId="4">
+  <w:num w:numId="4" w16cid:durableId="1062487808">
     <w:abstractNumId w:val="1"/>
   </w:num>
-  <w:num w:numId="5">
+  <w:num w:numId="5" w16cid:durableId="549027534">
     <w:abstractNumId w:val="0"/>
   </w:num>
-  <w:num w:numId="6">
+  <w:num w:numId="6" w16cid:durableId="1182891793">
     <w:abstractNumId w:val="3"/>
   </w:num>
-  <w:num w:numId="7">
+  <w:num w:numId="7" w16cid:durableId="2067335555">
     <w:abstractNumId w:val="2"/>
   </w:num>
 </w:numbering>
 </file>
 
 <file path=word/styles.xml><?xml version="1.0" encoding="utf-8"?>
-<w:styles xmlns:mc="http://schemas.openxmlformats.org/markup-compatibility/2006" xmlns:r="http://schemas.openxmlformats.org/officeDocument/2006/relationships" xmlns:w="http://schemas.openxmlformats.org/wordprocessingml/2006/main" xmlns:w14="http://schemas.microsoft.com/office/word/2010/wordml" xmlns:w15="http://schemas.microsoft.com/office/word/2012/wordml" xmlns:w16cid="http://schemas.microsoft.com/office/word/2016/wordml/cid" xmlns:w16se="http://schemas.microsoft.com/office/word/2015/wordml/symex" mc:Ignorable="w14 w15 w16se w16cid">
+<w:styles xmlns:mc="http://schemas.openxmlformats.org/markup-compatibility/2006" xmlns:r="http://schemas.openxmlformats.org/officeDocument/2006/relationships" xmlns:w="http://schemas.openxmlformats.org/wordprocessingml/2006/main" xmlns:w14="http://schemas.microsoft.com/office/word/2010/wordml" xmlns:w15="http://schemas.microsoft.com/office/word/2012/wordml" xmlns:w16cex="http://schemas.microsoft.com/office/word/2018/wordml/cex" xmlns:w16cid="http://schemas.microsoft.com/office/word/2016/wordml/cid" xmlns:w16="http://schemas.microsoft.com/office/word/2018/wordml" xmlns:w16du="http://schemas.microsoft.com/office/word/2023/wordml/word16du" xmlns:w16sdtdh="http://schemas.microsoft.com/office/word/2020/wordml/sdtdatahash" xmlns:w16sdtfl="http://schemas.microsoft.com/office/word/2024/wordml/sdtformatlock" xmlns:w16se="http://schemas.microsoft.com/office/word/2015/wordml/symex" mc:Ignorable="w14 w15 w16se w16cid w16 w16cex w16sdtdh w16sdtfl w16du">
   <w:docDefaults>
     <w:rPrDefault>
       <w:rPr>
@@ -14237,7 +14514,7 @@
       </w:pPr>
     </w:pPrDefault>
   </w:docDefaults>
-  <w:latentStyles w:defLockedState="0" w:defUIPriority="99" w:defSemiHidden="0" w:defUnhideWhenUsed="0" w:defQFormat="0" w:count="375">
+  <w:latentStyles w:defLockedState="0" w:defUIPriority="99" w:defSemiHidden="0" w:defUnhideWhenUsed="0" w:defQFormat="0" w:count="376">
     <w:lsdException w:name="Normal" w:uiPriority="1" w:qFormat="1"/>
     <w:lsdException w:name="heading 1" w:uiPriority="1" w:qFormat="1"/>
     <w:lsdException w:name="heading 2" w:semiHidden="1" w:uiPriority="9" w:unhideWhenUsed="1" w:qFormat="1"/>
@@ -14613,6 +14890,7 @@
     <w:lsdException w:name="Smart Hyperlink" w:semiHidden="1" w:unhideWhenUsed="1"/>
     <w:lsdException w:name="Hashtag" w:semiHidden="1" w:unhideWhenUsed="1"/>
     <w:lsdException w:name="Unresolved Mention" w:semiHidden="1" w:unhideWhenUsed="1"/>
+    <w:lsdException w:name="Smart Link" w:semiHidden="1" w:unhideWhenUsed="1"/>
   </w:latentStyles>
   <w:style w:type="paragraph" w:default="1" w:styleId="Normal">
     <w:name w:val="Normal"/>
@@ -14962,7 +15240,7 @@
 </file>
 
 <file path=word/glossary/document.xml><?xml version="1.0" encoding="utf-8"?>
-<w:glossaryDocument xmlns:wpc="http://schemas.microsoft.com/office/word/2010/wordprocessingCanvas" xmlns:cx="http://schemas.microsoft.com/office/drawing/2014/chartex" xmlns:cx1="http://schemas.microsoft.com/office/drawing/2015/9/8/chartex" xmlns:cx2="http://schemas.microsoft.com/office/drawing/2015/10/21/chartex" xmlns:cx3="http://schemas.microsoft.com/office/drawing/2016/5/9/chartex" xmlns:cx4="http://schemas.microsoft.com/office/drawing/2016/5/10/chartex" xmlns:cx5="http://schemas.microsoft.com/office/drawing/2016/5/11/chartex" xmlns:cx6="http://schemas.microsoft.com/office/drawing/2016/5/12/chartex" xmlns:cx7="http://schemas.microsoft.com/office/drawing/2016/5/13/chartex" xmlns:cx8="http://schemas.microsoft.com/office/drawing/2016/5/14/chartex" xmlns:mc="http://schemas.openxmlformats.org/markup-compatibility/2006" xmlns:aink="http://schemas.microsoft.com/office/drawing/2016/ink" xmlns:am3d="http://schemas.microsoft.com/office/drawing/2017/model3d" xmlns:o="urn:schemas-microsoft-com:office:office" xmlns:r="http://schemas.openxmlformats.org/officeDocument/2006/relationships" xmlns:m="http://schemas.openxmlformats.org/officeDocument/2006/math" xmlns:v="urn:schemas-microsoft-com:vml" xmlns:wp14="http://schemas.microsoft.com/office/word/2010/wordprocessingDrawing" xmlns:wp="http://schemas.openxmlformats.org/drawingml/2006/wordprocessingDrawing" xmlns:w10="urn:schemas-microsoft-com:office:word" xmlns:w="http://schemas.openxmlformats.org/wordprocessingml/2006/main" xmlns:w14="http://schemas.microsoft.com/office/word/2010/wordml" xmlns:w15="http://schemas.microsoft.com/office/word/2012/wordml" xmlns:w16cid="http://schemas.microsoft.com/office/word/2016/wordml/cid" xmlns:w16se="http://schemas.microsoft.com/office/word/2015/wordml/symex" xmlns:wpg="http://schemas.microsoft.com/office/word/2010/wordprocessingGroup" xmlns:wpi="http://schemas.microsoft.com/office/word/2010/wordprocessingInk" xmlns:wne="http://schemas.microsoft.com/office/word/2006/wordml" xmlns:wps="http://schemas.microsoft.com/office/word/2010/wordprocessingShape" mc:Ignorable="w14 w15 w16se w16cid wp14">
+<w:glossaryDocument xmlns:wpc="http://schemas.microsoft.com/office/word/2010/wordprocessingCanvas" xmlns:cx="http://schemas.microsoft.com/office/drawing/2014/chartex" xmlns:cx1="http://schemas.microsoft.com/office/drawing/2015/9/8/chartex" xmlns:cx2="http://schemas.microsoft.com/office/drawing/2015/10/21/chartex" xmlns:cx3="http://schemas.microsoft.com/office/drawing/2016/5/9/chartex" xmlns:cx4="http://schemas.microsoft.com/office/drawing/2016/5/10/chartex" xmlns:cx5="http://schemas.microsoft.com/office/drawing/2016/5/11/chartex" xmlns:cx6="http://schemas.microsoft.com/office/drawing/2016/5/12/chartex" xmlns:cx7="http://schemas.microsoft.com/office/drawing/2016/5/13/chartex" xmlns:cx8="http://schemas.microsoft.com/office/drawing/2016/5/14/chartex" xmlns:mc="http://schemas.openxmlformats.org/markup-compatibility/2006" xmlns:aink="http://schemas.microsoft.com/office/drawing/2016/ink" xmlns:am3d="http://schemas.microsoft.com/office/drawing/2017/model3d" xmlns:o="urn:schemas-microsoft-com:office:office" xmlns:oel="http://schemas.microsoft.com/office/2019/extlst" xmlns:r="http://schemas.openxmlformats.org/officeDocument/2006/relationships" xmlns:m="http://schemas.openxmlformats.org/officeDocument/2006/math" xmlns:v="urn:schemas-microsoft-com:vml" xmlns:wp14="http://schemas.microsoft.com/office/word/2010/wordprocessingDrawing" xmlns:wp="http://schemas.openxmlformats.org/drawingml/2006/wordprocessingDrawing" xmlns:w10="urn:schemas-microsoft-com:office:word" xmlns:w="http://schemas.openxmlformats.org/wordprocessingml/2006/main" xmlns:w14="http://schemas.microsoft.com/office/word/2010/wordml" xmlns:w15="http://schemas.microsoft.com/office/word/2012/wordml" xmlns:w16cex="http://schemas.microsoft.com/office/word/2018/wordml/cex" xmlns:w16cid="http://schemas.microsoft.com/office/word/2016/wordml/cid" xmlns:w16="http://schemas.microsoft.com/office/word/2018/wordml" xmlns:w16du="http://schemas.microsoft.com/office/word/2023/wordml/word16du" xmlns:w16sdtdh="http://schemas.microsoft.com/office/word/2020/wordml/sdtdatahash" xmlns:w16sdtfl="http://schemas.microsoft.com/office/word/2024/wordml/sdtformatlock" xmlns:w16se="http://schemas.microsoft.com/office/word/2015/wordml/symex" xmlns:wpg="http://schemas.microsoft.com/office/word/2010/wordprocessingGroup" xmlns:wpi="http://schemas.microsoft.com/office/word/2010/wordprocessingInk" xmlns:wne="http://schemas.microsoft.com/office/word/2006/wordml" xmlns:wps="http://schemas.microsoft.com/office/word/2010/wordprocessingShape" mc:Ignorable="w14 w15 w16se w16cid w16 w16cex w16sdtdh w16sdtfl w16du wp14">
   <w:docParts>
     <w:docPart>
       <w:docPartPr>
@@ -14995,11 +15273,11 @@
 </file>
 
 <file path=word/glossary/fontTable.xml><?xml version="1.0" encoding="utf-8"?>
-<w:fonts xmlns:mc="http://schemas.openxmlformats.org/markup-compatibility/2006" xmlns:r="http://schemas.openxmlformats.org/officeDocument/2006/relationships" xmlns:w="http://schemas.openxmlformats.org/wordprocessingml/2006/main" xmlns:w14="http://schemas.microsoft.com/office/word/2010/wordml" xmlns:w15="http://schemas.microsoft.com/office/word/2012/wordml" xmlns:w16cid="http://schemas.microsoft.com/office/word/2016/wordml/cid" xmlns:w16se="http://schemas.microsoft.com/office/word/2015/wordml/symex" mc:Ignorable="w14 w15 w16se w16cid">
+<w:fonts xmlns:mc="http://schemas.openxmlformats.org/markup-compatibility/2006" xmlns:r="http://schemas.openxmlformats.org/officeDocument/2006/relationships" xmlns:w="http://schemas.openxmlformats.org/wordprocessingml/2006/main" xmlns:w14="http://schemas.microsoft.com/office/word/2010/wordml" xmlns:w15="http://schemas.microsoft.com/office/word/2012/wordml" xmlns:w16cex="http://schemas.microsoft.com/office/word/2018/wordml/cex" xmlns:w16cid="http://schemas.microsoft.com/office/word/2016/wordml/cid" xmlns:w16="http://schemas.microsoft.com/office/word/2018/wordml" xmlns:w16du="http://schemas.microsoft.com/office/word/2023/wordml/word16du" xmlns:w16sdtdh="http://schemas.microsoft.com/office/word/2020/wordml/sdtdatahash" xmlns:w16sdtfl="http://schemas.microsoft.com/office/word/2024/wordml/sdtformatlock" xmlns:w16se="http://schemas.microsoft.com/office/word/2015/wordml/symex" mc:Ignorable="w14 w15 w16se w16cid w16 w16cex w16sdtdh w16sdtfl w16du">
   <w:font w:name="Symbol">
     <w:panose1 w:val="05050102010706020507"/>
     <w:charset w:val="02"/>
-    <w:family w:val="roman"/>
+    <w:family w:val="decorative"/>
     <w:pitch w:val="variable"/>
     <w:sig w:usb0="00000000" w:usb1="10000000" w:usb2="00000000" w:usb3="00000000" w:csb0="80000000" w:csb1="00000000"/>
   </w:font>
@@ -15045,13 +15323,6 @@
     <w:pitch w:val="variable"/>
     <w:sig w:usb0="E00006FF" w:usb1="420024FF" w:usb2="02000000" w:usb3="00000000" w:csb0="0000019F" w:csb1="00000000"/>
   </w:font>
-  <w:font w:name="Segoe UI Symbol">
-    <w:panose1 w:val="020B0502040204020203"/>
-    <w:charset w:val="00"/>
-    <w:family w:val="swiss"/>
-    <w:pitch w:val="variable"/>
-    <w:sig w:usb0="800001E3" w:usb1="1200FFEF" w:usb2="00040000" w:usb3="00000000" w:csb0="00000001" w:csb1="00000000"/>
-  </w:font>
   <w:font w:name="MS Gothic">
     <w:altName w:val="ＭＳ ゴシック"/>
     <w:panose1 w:val="020B0609070205080204"/>
@@ -15060,18 +15331,32 @@
     <w:pitch w:val="fixed"/>
     <w:sig w:usb0="E00002FF" w:usb1="6AC7FDFB" w:usb2="08000012" w:usb3="00000000" w:csb0="0002009F" w:csb1="00000000"/>
   </w:font>
-  <w:font w:name="Calibri Light">
-    <w:panose1 w:val="020F0302020204030204"/>
+  <w:font w:name="Segoe UI Symbol">
+    <w:panose1 w:val="020B0502040204020203"/>
     <w:charset w:val="00"/>
     <w:family w:val="swiss"/>
     <w:pitch w:val="variable"/>
-    <w:sig w:usb0="E4002EFF" w:usb1="C000247B" w:usb2="00000009" w:usb3="00000000" w:csb0="000001FF" w:csb1="00000000"/>
+    <w:sig w:usb0="800001E3" w:usb1="1200FFEF" w:usb2="00040000" w:usb3="00000000" w:csb0="00000001" w:csb1="00000000"/>
+  </w:font>
+  <w:font w:name="Aptos">
+    <w:panose1 w:val="020B0004020202020204"/>
+    <w:charset w:val="00"/>
+    <w:family w:val="swiss"/>
+    <w:pitch w:val="variable"/>
+    <w:sig w:usb0="20000287" w:usb1="00000003" w:usb2="00000000" w:usb3="00000000" w:csb0="0000019F" w:csb1="00000000"/>
+  </w:font>
+  <w:font w:name="Aptos Display">
+    <w:panose1 w:val="020B0004020202020204"/>
+    <w:charset w:val="00"/>
+    <w:family w:val="roman"/>
+    <w:notTrueType/>
+    <w:pitch w:val="default"/>
   </w:font>
 </w:fonts>
 </file>
 
 <file path=word/glossary/settings.xml><?xml version="1.0" encoding="utf-8"?>
-<w:settings xmlns:mc="http://schemas.openxmlformats.org/markup-compatibility/2006" xmlns:o="urn:schemas-microsoft-com:office:office" xmlns:r="http://schemas.openxmlformats.org/officeDocument/2006/relationships" xmlns:m="http://schemas.openxmlformats.org/officeDocument/2006/math" xmlns:v="urn:schemas-microsoft-com:vml" xmlns:w10="urn:schemas-microsoft-com:office:word" xmlns:w="http://schemas.openxmlformats.org/wordprocessingml/2006/main" xmlns:w14="http://schemas.microsoft.com/office/word/2010/wordml" xmlns:w15="http://schemas.microsoft.com/office/word/2012/wordml" xmlns:w16cid="http://schemas.microsoft.com/office/word/2016/wordml/cid" xmlns:w16se="http://schemas.microsoft.com/office/word/2015/wordml/symex" xmlns:sl="http://schemas.openxmlformats.org/schemaLibrary/2006/main" mc:Ignorable="w14 w15 w16se w16cid">
+<w:settings xmlns:mc="http://schemas.openxmlformats.org/markup-compatibility/2006" xmlns:o="urn:schemas-microsoft-com:office:office" xmlns:r="http://schemas.openxmlformats.org/officeDocument/2006/relationships" xmlns:m="http://schemas.openxmlformats.org/officeDocument/2006/math" xmlns:v="urn:schemas-microsoft-com:vml" xmlns:w10="urn:schemas-microsoft-com:office:word" xmlns:w="http://schemas.openxmlformats.org/wordprocessingml/2006/main" xmlns:w14="http://schemas.microsoft.com/office/word/2010/wordml" xmlns:w15="http://schemas.microsoft.com/office/word/2012/wordml" xmlns:w16cex="http://schemas.microsoft.com/office/word/2018/wordml/cex" xmlns:w16cid="http://schemas.microsoft.com/office/word/2016/wordml/cid" xmlns:w16="http://schemas.microsoft.com/office/word/2018/wordml" xmlns:w16du="http://schemas.microsoft.com/office/word/2023/wordml/word16du" xmlns:w16sdtdh="http://schemas.microsoft.com/office/word/2020/wordml/sdtdatahash" xmlns:w16sdtfl="http://schemas.microsoft.com/office/word/2024/wordml/sdtformatlock" xmlns:w16se="http://schemas.microsoft.com/office/word/2015/wordml/symex" xmlns:sl="http://schemas.openxmlformats.org/schemaLibrary/2006/main" mc:Ignorable="w14 w15 w16se w16cid w16 w16cex w16sdtdh w16sdtfl w16du">
   <w:view w:val="normal"/>
   <w:defaultTabStop w:val="720"/>
   <w:characterSpacingControl w:val="doNotCompress"/>
@@ -15086,9 +15371,11 @@
   </w:compat>
   <w:rsids>
     <w:rsidRoot w:val="00502F37"/>
+    <w:rsid w:val="00311C33"/>
     <w:rsid w:val="00502F37"/>
     <w:rsid w:val="00596218"/>
     <w:rsid w:val="009370C1"/>
+    <w:rsid w:val="00D10743"/>
   </w:rsids>
   <m:mathPr>
     <m:mathFont m:val="Cambria Math"/>
@@ -15112,7 +15399,7 @@
 </file>
 
 <file path=word/glossary/styles.xml><?xml version="1.0" encoding="utf-8"?>
-<w:styles xmlns:mc="http://schemas.openxmlformats.org/markup-compatibility/2006" xmlns:r="http://schemas.openxmlformats.org/officeDocument/2006/relationships" xmlns:w="http://schemas.openxmlformats.org/wordprocessingml/2006/main" xmlns:w14="http://schemas.microsoft.com/office/word/2010/wordml" xmlns:w15="http://schemas.microsoft.com/office/word/2012/wordml" xmlns:w16cid="http://schemas.microsoft.com/office/word/2016/wordml/cid" xmlns:w16se="http://schemas.microsoft.com/office/word/2015/wordml/symex" mc:Ignorable="w14 w15 w16se w16cid">
+<w:styles xmlns:mc="http://schemas.openxmlformats.org/markup-compatibility/2006" xmlns:r="http://schemas.openxmlformats.org/officeDocument/2006/relationships" xmlns:w="http://schemas.openxmlformats.org/wordprocessingml/2006/main" xmlns:w14="http://schemas.microsoft.com/office/word/2010/wordml" xmlns:w15="http://schemas.microsoft.com/office/word/2012/wordml" xmlns:w16cex="http://schemas.microsoft.com/office/word/2018/wordml/cex" xmlns:w16cid="http://schemas.microsoft.com/office/word/2016/wordml/cid" xmlns:w16="http://schemas.microsoft.com/office/word/2018/wordml" xmlns:w16du="http://schemas.microsoft.com/office/word/2023/wordml/word16du" xmlns:w16sdtdh="http://schemas.microsoft.com/office/word/2020/wordml/sdtdatahash" xmlns:w16sdtfl="http://schemas.microsoft.com/office/word/2024/wordml/sdtformatlock" xmlns:w16se="http://schemas.microsoft.com/office/word/2015/wordml/symex" mc:Ignorable="w14 w15 w16se w16cid w16 w16cex w16sdtdh w16sdtfl w16du">
   <w:docDefaults>
     <w:rPrDefault>
       <w:rPr>
@@ -15128,7 +15415,7 @@
       </w:pPr>
     </w:pPrDefault>
   </w:docDefaults>
-  <w:latentStyles w:defLockedState="0" w:defUIPriority="99" w:defSemiHidden="0" w:defUnhideWhenUsed="0" w:defQFormat="0" w:count="375">
+  <w:latentStyles w:defLockedState="0" w:defUIPriority="99" w:defSemiHidden="0" w:defUnhideWhenUsed="0" w:defQFormat="0" w:count="376">
     <w:lsdException w:name="Normal" w:uiPriority="0" w:qFormat="1"/>
     <w:lsdException w:name="heading 1" w:uiPriority="9" w:qFormat="1"/>
     <w:lsdException w:name="heading 2" w:semiHidden="1" w:uiPriority="9" w:unhideWhenUsed="1" w:qFormat="1"/>
@@ -15504,6 +15791,7 @@
     <w:lsdException w:name="Smart Hyperlink" w:semiHidden="1" w:unhideWhenUsed="1"/>
     <w:lsdException w:name="Hashtag" w:semiHidden="1" w:unhideWhenUsed="1"/>
     <w:lsdException w:name="Unresolved Mention" w:semiHidden="1" w:unhideWhenUsed="1"/>
+    <w:lsdException w:name="Smart Link" w:semiHidden="1" w:unhideWhenUsed="1"/>
   </w:latentStyles>
   <w:style w:type="paragraph" w:default="1" w:styleId="Normal">
     <w:name w:val="Normal"/>
@@ -15550,7 +15838,7 @@
 </file>
 
 <file path=word/glossary/webSettings.xml><?xml version="1.0" encoding="utf-8"?>
-<w:webSettings xmlns:mc="http://schemas.openxmlformats.org/markup-compatibility/2006" xmlns:r="http://schemas.openxmlformats.org/officeDocument/2006/relationships" xmlns:w="http://schemas.openxmlformats.org/wordprocessingml/2006/main" xmlns:w14="http://schemas.microsoft.com/office/word/2010/wordml" xmlns:w15="http://schemas.microsoft.com/office/word/2012/wordml" xmlns:w16cid="http://schemas.microsoft.com/office/word/2016/wordml/cid" xmlns:w16se="http://schemas.microsoft.com/office/word/2015/wordml/symex" mc:Ignorable="w14 w15 w16se w16cid">
+<w:webSettings xmlns:mc="http://schemas.openxmlformats.org/markup-compatibility/2006" xmlns:r="http://schemas.openxmlformats.org/officeDocument/2006/relationships" xmlns:w="http://schemas.openxmlformats.org/wordprocessingml/2006/main" xmlns:w14="http://schemas.microsoft.com/office/word/2010/wordml" xmlns:w15="http://schemas.microsoft.com/office/word/2012/wordml" xmlns:w16cex="http://schemas.microsoft.com/office/word/2018/wordml/cex" xmlns:w16cid="http://schemas.microsoft.com/office/word/2016/wordml/cid" xmlns:w16="http://schemas.microsoft.com/office/word/2018/wordml" xmlns:w16du="http://schemas.microsoft.com/office/word/2023/wordml/word16du" xmlns:w16sdtdh="http://schemas.microsoft.com/office/word/2020/wordml/sdtdatahash" xmlns:w16sdtfl="http://schemas.microsoft.com/office/word/2024/wordml/sdtformatlock" xmlns:w16se="http://schemas.microsoft.com/office/word/2015/wordml/symex" mc:Ignorable="w14 w15 w16se w16cid w16 w16cex w16sdtdh w16sdtfl w16du">
   <w:optimizeForBrowser/>
   <w:allowPNG/>
 </w:webSettings>
@@ -15840,23 +16128,6 @@
 </file>
 
 <file path=customXml/item1.xml><?xml version="1.0" encoding="utf-8"?>
-<?mso-contentType ?>
-<FormTemplates xmlns="http://schemas.microsoft.com/sharepoint/v3/contenttype/forms">
-  <Display>DocumentLibraryForm</Display>
-  <Edit>DocumentLibraryForm</Edit>
-  <New>DocumentLibraryForm</New>
-</FormTemplates>
-</file>
-
-<file path=customXml/item2.xml><?xml version="1.0" encoding="utf-8"?>
-<p:properties xmlns:p="http://schemas.microsoft.com/office/2006/metadata/properties" xmlns:xsi="http://www.w3.org/2001/XMLSchema-instance" xmlns:pc="http://schemas.microsoft.com/office/infopath/2007/PartnerControls">
-  <documentManagement>
-    <_activity xmlns="c3572370-e8c0-4150-b0da-61f83ff664eb" xsi:nil="true"/>
-  </documentManagement>
-</p:properties>
-</file>
-
-<file path=customXml/item3.xml><?xml version="1.0" encoding="utf-8"?>
 <ct:contentTypeSchema xmlns:ct="http://schemas.microsoft.com/office/2006/metadata/contentType" xmlns:ma="http://schemas.microsoft.com/office/2006/metadata/properties/metaAttributes" ct:_="" ma:_="" ma:contentTypeName="Document" ma:contentTypeID="0x01010093E85A310351F840B6484F2AB8190056" ma:contentTypeVersion="15" ma:contentTypeDescription="Create a new document." ma:contentTypeScope="" ma:versionID="b0c183f092bb9fbd32fceb3f9645c415">
   <xsd:schema xmlns:xsd="http://www.w3.org/2001/XMLSchema" xmlns:xs="http://www.w3.org/2001/XMLSchema" xmlns:p="http://schemas.microsoft.com/office/2006/metadata/properties" xmlns:ns3="c3572370-e8c0-4150-b0da-61f83ff664eb" xmlns:ns4="e3bf6b71-161d-4dbb-829e-e5b7bc8a7107" targetNamespace="http://schemas.microsoft.com/office/2006/metadata/properties" ma:root="true" ma:fieldsID="4398763721765688cdf24dc8bbfad2f7" ns3:_="" ns4:_="">
     <xsd:import namespace="c3572370-e8c0-4150-b0da-61f83ff664eb"/>
@@ -16091,32 +16362,24 @@
 </ct:contentTypeSchema>
 </file>
 
-<file path=customXml/itemProps1.xml><?xml version="1.0" encoding="utf-8"?>
-<ds:datastoreItem xmlns:ds="http://schemas.openxmlformats.org/officeDocument/2006/customXml" ds:itemID="{86845410-4393-4595-B4CA-4F3F18CFDF0A}">
-  <ds:schemaRefs>
-    <ds:schemaRef ds:uri="http://schemas.microsoft.com/sharepoint/v3/contenttype/forms"/>
-  </ds:schemaRefs>
-</ds:datastoreItem>
+<file path=customXml/item2.xml><?xml version="1.0" encoding="utf-8"?>
+<p:properties xmlns:p="http://schemas.microsoft.com/office/2006/metadata/properties" xmlns:xsi="http://www.w3.org/2001/XMLSchema-instance" xmlns:pc="http://schemas.microsoft.com/office/infopath/2007/PartnerControls">
+  <documentManagement>
+    <_activity xmlns="c3572370-e8c0-4150-b0da-61f83ff664eb" xsi:nil="true"/>
+  </documentManagement>
+</p:properties>
 </file>
 
-<file path=customXml/itemProps2.xml><?xml version="1.0" encoding="utf-8"?>
-<ds:datastoreItem xmlns:ds="http://schemas.openxmlformats.org/officeDocument/2006/customXml" ds:itemID="{50768C71-3E25-44E4-A6B9-30D5C69C4514}">
-  <ds:schemaRefs>
-    <ds:schemaRef ds:uri="http://purl.org/dc/terms/"/>
-    <ds:schemaRef ds:uri="http://schemas.microsoft.com/office/infopath/2007/PartnerControls"/>
-    <ds:schemaRef ds:uri="http://schemas.microsoft.com/office/2006/documentManagement/types"/>
-    <ds:schemaRef ds:uri="http://purl.org/dc/elements/1.1/"/>
-    <ds:schemaRef ds:uri="http://www.w3.org/XML/1998/namespace"/>
-    <ds:schemaRef ds:uri="e3bf6b71-161d-4dbb-829e-e5b7bc8a7107"/>
-    <ds:schemaRef ds:uri="http://schemas.openxmlformats.org/package/2006/metadata/core-properties"/>
-    <ds:schemaRef ds:uri="c3572370-e8c0-4150-b0da-61f83ff664eb"/>
-    <ds:schemaRef ds:uri="http://schemas.microsoft.com/office/2006/metadata/properties"/>
-    <ds:schemaRef ds:uri="http://purl.org/dc/dcmitype/"/>
-  </ds:schemaRefs>
-</ds:datastoreItem>
+<file path=customXml/item3.xml><?xml version="1.0" encoding="utf-8"?>
+<?mso-contentType ?>
+<FormTemplates xmlns="http://schemas.microsoft.com/sharepoint/v3/contenttype/forms">
+  <Display>DocumentLibraryForm</Display>
+  <Edit>DocumentLibraryForm</Edit>
+  <New>DocumentLibraryForm</New>
+</FormTemplates>
 </file>
 
-<file path=customXml/itemProps3.xml><?xml version="1.0" encoding="utf-8"?>
+<file path=customXml/itemProps1.xml><?xml version="1.0" encoding="utf-8"?>
 <ds:datastoreItem xmlns:ds="http://schemas.openxmlformats.org/officeDocument/2006/customXml" ds:itemID="{CC8F1FD9-A7EA-4BDC-B037-EE2653708332}">
   <ds:schemaRefs>
     <ds:schemaRef ds:uri="http://schemas.microsoft.com/office/2006/metadata/contentType"/>
@@ -16133,4 +16396,22 @@
     <ds:schemaRef ds:uri="http://schemas.microsoft.com/internal/obd"/>
   </ds:schemaRefs>
 </ds:datastoreItem>
+</file>
+
+<file path=customXml/itemProps2.xml><?xml version="1.0" encoding="utf-8"?>
+<ds:datastoreItem xmlns:ds="http://schemas.openxmlformats.org/officeDocument/2006/customXml" ds:itemID="{50768C71-3E25-44E4-A6B9-30D5C69C4514}">
+  <ds:schemaRefs>
+    <ds:schemaRef ds:uri="http://schemas.microsoft.com/office/2006/metadata/properties"/>
+    <ds:schemaRef ds:uri="http://schemas.microsoft.com/office/infopath/2007/PartnerControls"/>
+    <ds:schemaRef ds:uri="c3572370-e8c0-4150-b0da-61f83ff664eb"/>
+  </ds:schemaRefs>
+</ds:datastoreItem>
+</file>
+
+<file path=customXml/itemProps3.xml><?xml version="1.0" encoding="utf-8"?>
+<ds:datastoreItem xmlns:ds="http://schemas.openxmlformats.org/officeDocument/2006/customXml" ds:itemID="{86845410-4393-4595-B4CA-4F3F18CFDF0A}">
+  <ds:schemaRefs>
+    <ds:schemaRef ds:uri="http://schemas.microsoft.com/sharepoint/v3/contenttype/forms"/>
+  </ds:schemaRefs>
+</ds:datastoreItem>
 </file>
--- a/applications/sunway/av) PGR Studentship Application Form.docx
+++ b/applications/sunway/av) PGR Studentship Application Form.docx
@@ -901,6 +901,13 @@
                 <w:sz w:val="20"/>
               </w:rPr>
             </w:pPr>
+            <w:r>
+              <w:rPr>
+                <w:rFonts w:ascii="Cambria" w:eastAsia="Arial" w:hAnsi="Cambria" w:cs="Arial"/>
+                <w:sz w:val="20"/>
+              </w:rPr>
+              <w:t>Malaysia</w:t>
+            </w:r>
           </w:p>
         </w:tc>
         <w:tc>
@@ -938,6 +945,13 @@
                 <w:sz w:val="20"/>
               </w:rPr>
             </w:pPr>
+            <w:r>
+              <w:rPr>
+                <w:rFonts w:ascii="Cambria" w:eastAsia="Arial" w:hAnsi="Cambria" w:cs="Arial"/>
+                <w:sz w:val="20"/>
+              </w:rPr>
+              <w:t>Single</w:t>
+            </w:r>
           </w:p>
         </w:tc>
       </w:tr>
@@ -1205,7 +1219,14 @@
                 <w:rFonts w:ascii="Cambria" w:eastAsia="Arial" w:hAnsi="Cambria" w:cs="Arial"/>
                 <w:sz w:val="20"/>
               </w:rPr>
-              <w:t>Hengweyseing53@gmail.com</w:t>
+              <w:t>h</w:t>
+            </w:r>
+            <w:r>
+              <w:rPr>
+                <w:rFonts w:ascii="Cambria" w:eastAsia="Arial" w:hAnsi="Cambria" w:cs="Arial"/>
+                <w:sz w:val="20"/>
+              </w:rPr>
+              <w:t>engweyseing53@gmail.com</w:t>
             </w:r>
           </w:p>
         </w:tc>
@@ -2474,7 +2495,6 @@
                 <w:szCs w:val="20"/>
               </w:rPr>
             </w:pPr>
-            <w:proofErr w:type="gramStart"/>
             <w:r>
               <w:rPr>
                 <w:rFonts w:ascii="Cambria" w:eastAsia="Arial" w:hAnsi="Cambria" w:cs="Arial"/>
@@ -2483,9 +2503,8 @@
                 <w:sz w:val="20"/>
                 <w:szCs w:val="20"/>
               </w:rPr>
-              <w:t>Bachelor Degree</w:t>
-            </w:r>
-            <w:proofErr w:type="gramEnd"/>
+              <w:t>Bachelor’s degree</w:t>
+            </w:r>
             <w:r>
               <w:rPr>
                 <w:rFonts w:ascii="Cambria" w:eastAsia="Arial" w:hAnsi="Cambria" w:cs="Arial"/>
@@ -4341,6 +4360,13 @@
               </w:rPr>
               <w:t xml:space="preserve"> </w:t>
             </w:r>
+            <w:r>
+              <w:rPr>
+                <w:rFonts w:ascii="Cambria" w:eastAsia="Arial" w:hAnsi="Cambria" w:cs="Arial"/>
+                <w:sz w:val="20"/>
+              </w:rPr>
+              <w:t>Doctor of Philosophy (Computing)</w:t>
+            </w:r>
           </w:p>
         </w:tc>
       </w:tr>
@@ -4405,6 +4431,20 @@
                 <w:sz w:val="20"/>
               </w:rPr>
             </w:pPr>
+            <w:r>
+              <w:rPr>
+                <w:rFonts w:ascii="Cambria" w:eastAsia="Arial" w:hAnsi="Cambria" w:cs="Arial"/>
+                <w:sz w:val="20"/>
+              </w:rPr>
+              <w:t>2026/07</w:t>
+            </w:r>
+            <w:r>
+              <w:rPr>
+                <w:rFonts w:ascii="Cambria" w:eastAsia="Arial" w:hAnsi="Cambria" w:cs="Arial"/>
+                <w:sz w:val="20"/>
+              </w:rPr>
+              <w:t xml:space="preserve"> (or nearest intake)</w:t>
+            </w:r>
           </w:p>
         </w:tc>
         <w:tc>
@@ -4486,6 +4526,20 @@
                 <w:sz w:val="20"/>
               </w:rPr>
             </w:pPr>
+            <w:r>
+              <w:rPr>
+                <w:rFonts w:ascii="Cambria" w:eastAsia="Arial" w:hAnsi="Cambria" w:cs="Arial"/>
+                <w:sz w:val="20"/>
+              </w:rPr>
+              <w:t>4 years</w:t>
+            </w:r>
+            <w:r>
+              <w:rPr>
+                <w:rFonts w:ascii="Cambria" w:eastAsia="Arial" w:hAnsi="Cambria" w:cs="Arial"/>
+                <w:sz w:val="20"/>
+              </w:rPr>
+              <w:t xml:space="preserve"> (part time)</w:t>
+            </w:r>
           </w:p>
         </w:tc>
       </w:tr>
@@ -4528,6 +4582,13 @@
                 <w:sz w:val="20"/>
               </w:rPr>
             </w:pPr>
+            <w:r>
+              <w:rPr>
+                <w:rFonts w:ascii="Cambria" w:eastAsia="Arial" w:hAnsi="Cambria" w:cs="Arial"/>
+                <w:sz w:val="20"/>
+              </w:rPr>
+              <w:t>Faculty of Engineering and Technology</w:t>
+            </w:r>
           </w:p>
         </w:tc>
       </w:tr>
@@ -4570,6 +4631,13 @@
                 <w:sz w:val="20"/>
               </w:rPr>
             </w:pPr>
+            <w:r>
+              <w:rPr>
+                <w:rFonts w:ascii="Cambria" w:eastAsia="Arial" w:hAnsi="Cambria" w:cs="Arial"/>
+                <w:sz w:val="20"/>
+              </w:rPr>
+              <w:t>Sunway University</w:t>
+            </w:r>
           </w:p>
         </w:tc>
       </w:tr>
@@ -4620,7 +4688,7 @@
                 </w:rPr>
                 <w:id w:val="-2006742061"/>
                 <w14:checkbox>
-                  <w14:checked w14:val="0"/>
+                  <w14:checked w14:val="1"/>
                   <w14:checkedState w14:val="2612" w14:font="MS Gothic"/>
                   <w14:uncheckedState w14:val="2610" w14:font="MS Gothic"/>
                 </w14:checkbox>
@@ -4628,10 +4696,10 @@
               <w:sdtContent>
                 <w:r>
                   <w:rPr>
-                    <w:rFonts w:ascii="Segoe UI Symbol" w:eastAsia="MS Gothic" w:hAnsi="Segoe UI Symbol" w:cs="Segoe UI Symbol"/>
+                    <w:rFonts w:ascii="MS Gothic" w:eastAsia="MS Gothic" w:hAnsi="MS Gothic" w:cs="Arial" w:hint="eastAsia"/>
                     <w:sz w:val="20"/>
                   </w:rPr>
-                  <w:t>☐</w:t>
+                  <w:t>☒</w:t>
                 </w:r>
               </w:sdtContent>
             </w:sdt>
@@ -4640,7 +4708,14 @@
                 <w:rFonts w:ascii="Cambria" w:eastAsia="Arial" w:hAnsi="Cambria" w:cs="Arial"/>
                 <w:sz w:val="20"/>
               </w:rPr>
-              <w:t xml:space="preserve">  Full-Time</w:t>
+              <w:t xml:space="preserve">  </w:t>
+            </w:r>
+            <w:r>
+              <w:rPr>
+                <w:rFonts w:ascii="Cambria" w:eastAsia="Arial" w:hAnsi="Cambria" w:cs="Arial"/>
+                <w:sz w:val="20"/>
+              </w:rPr>
+              <w:t>Part-Time</w:t>
             </w:r>
             <w:r>
               <w:rPr>
@@ -4691,6 +4766,21 @@
                 <w:sz w:val="20"/>
               </w:rPr>
             </w:pPr>
+            <w:r>
+              <w:rPr>
+                <w:rFonts w:ascii="Cambria" w:eastAsia="Arial" w:hAnsi="Cambria" w:cs="Arial"/>
+                <w:sz w:val="20"/>
+              </w:rPr>
+              <w:t>Counterfactual reasoning / causal AI</w:t>
+            </w:r>
+          </w:p>
+          <w:p>
+            <w:pPr>
+              <w:rPr>
+                <w:rFonts w:ascii="Cambria" w:eastAsia="Arial" w:hAnsi="Cambria" w:cs="Arial"/>
+                <w:sz w:val="20"/>
+              </w:rPr>
+            </w:pPr>
           </w:p>
         </w:tc>
       </w:tr>
@@ -4734,6 +4824,13 @@
                 <w:sz w:val="20"/>
               </w:rPr>
             </w:pPr>
+            <w:r>
+              <w:rPr>
+                <w:rFonts w:ascii="Cambria" w:eastAsia="Arial" w:hAnsi="Cambria" w:cs="Arial"/>
+                <w:sz w:val="20"/>
+              </w:rPr>
+              <w:t>Counterfactual Reasoning over Foundation-Model Time-Series — A Methodological Framework with Malaysian Public-Health and Infrastructure Case Studies</w:t>
+            </w:r>
           </w:p>
         </w:tc>
       </w:tr>
@@ -5030,7 +5127,7 @@
                 </w:rPr>
                 <w:id w:val="-1220356726"/>
                 <w14:checkbox>
-                  <w14:checked w14:val="0"/>
+                  <w14:checked w14:val="1"/>
                   <w14:checkedState w14:val="2612" w14:font="MS Gothic"/>
                   <w14:uncheckedState w14:val="2610" w14:font="MS Gothic"/>
                 </w14:checkbox>
@@ -5038,10 +5135,10 @@
               <w:sdtContent>
                 <w:r>
                   <w:rPr>
-                    <w:rFonts w:ascii="Segoe UI Symbol" w:eastAsia="MS Gothic" w:hAnsi="Segoe UI Symbol" w:cs="Segoe UI Symbol"/>
+                    <w:rFonts w:ascii="MS Gothic" w:eastAsia="MS Gothic" w:hAnsi="MS Gothic" w:hint="eastAsia"/>
                     <w:b w:val="0"/>
                   </w:rPr>
-                  <w:t>☐</w:t>
+                  <w:t>☒</w:t>
                 </w:r>
               </w:sdtContent>
             </w:sdt>
@@ -6343,6 +6440,389 @@
                 <w:rFonts w:ascii="Cambria" w:hAnsi="Cambria"/>
                 <w:b w:val="0"/>
                 <w:bCs w:val="0"/>
+                <w:noProof/>
+              </w:rPr>
+              <mc:AlternateContent>
+                <mc:Choice Requires="wps">
+                  <w:drawing>
+                    <wp:anchor distT="0" distB="0" distL="114300" distR="114300" simplePos="0" relativeHeight="251659264" behindDoc="0" locked="0" layoutInCell="1" allowOverlap="1" wp14:anchorId="766AE10C" wp14:editId="6E4B931D">
+                      <wp:simplePos x="0" y="0"/>
+                      <wp:positionH relativeFrom="column">
+                        <wp:posOffset>1551676</wp:posOffset>
+                      </wp:positionH>
+                      <wp:positionV relativeFrom="paragraph">
+                        <wp:posOffset>792241</wp:posOffset>
+                      </wp:positionV>
+                      <wp:extent cx="639149" cy="365339"/>
+                      <wp:effectExtent l="12700" t="0" r="0" b="15875"/>
+                      <wp:wrapNone/>
+                      <wp:docPr id="1393742067" name="Freeform 2"/>
+                      <wp:cNvGraphicFramePr/>
+                      <a:graphic xmlns:a="http://schemas.openxmlformats.org/drawingml/2006/main">
+                        <a:graphicData uri="http://schemas.microsoft.com/office/word/2010/wordprocessingShape">
+                          <wps:wsp>
+                            <wps:cNvSpPr/>
+                            <wps:spPr>
+                              <a:xfrm>
+                                <a:off x="0" y="0"/>
+                                <a:ext cx="639149" cy="365339"/>
+                              </a:xfrm>
+                              <a:custGeom>
+                                <a:avLst/>
+                                <a:gdLst>
+                                  <a:gd name="csX0" fmla="*/ 0 w 905347"/>
+                                  <a:gd name="csY0" fmla="*/ 280658 h 552262"/>
+                                  <a:gd name="csX1" fmla="*/ 63375 w 905347"/>
+                                  <a:gd name="csY1" fmla="*/ 271604 h 552262"/>
+                                  <a:gd name="csX2" fmla="*/ 208230 w 905347"/>
+                                  <a:gd name="csY2" fmla="*/ 190123 h 552262"/>
+                                  <a:gd name="csX3" fmla="*/ 280658 w 905347"/>
+                                  <a:gd name="csY3" fmla="*/ 153909 h 552262"/>
+                                  <a:gd name="csX4" fmla="*/ 325925 w 905347"/>
+                                  <a:gd name="csY4" fmla="*/ 126749 h 552262"/>
+                                  <a:gd name="csX5" fmla="*/ 362139 w 905347"/>
+                                  <a:gd name="csY5" fmla="*/ 99588 h 552262"/>
+                                  <a:gd name="csX6" fmla="*/ 389299 w 905347"/>
+                                  <a:gd name="csY6" fmla="*/ 90535 h 552262"/>
+                                  <a:gd name="csX7" fmla="*/ 353086 w 905347"/>
+                                  <a:gd name="csY7" fmla="*/ 144856 h 552262"/>
+                                  <a:gd name="csX8" fmla="*/ 334979 w 905347"/>
+                                  <a:gd name="csY8" fmla="*/ 172016 h 552262"/>
+                                  <a:gd name="csX9" fmla="*/ 280658 w 905347"/>
+                                  <a:gd name="csY9" fmla="*/ 235390 h 552262"/>
+                                  <a:gd name="csX10" fmla="*/ 244444 w 905347"/>
+                                  <a:gd name="csY10" fmla="*/ 289711 h 552262"/>
+                                  <a:gd name="csX11" fmla="*/ 280658 w 905347"/>
+                                  <a:gd name="csY11" fmla="*/ 298765 h 552262"/>
+                                  <a:gd name="csX12" fmla="*/ 307818 w 905347"/>
+                                  <a:gd name="csY12" fmla="*/ 280658 h 552262"/>
+                                  <a:gd name="csX13" fmla="*/ 344032 w 905347"/>
+                                  <a:gd name="csY13" fmla="*/ 271604 h 552262"/>
+                                  <a:gd name="csX14" fmla="*/ 371192 w 905347"/>
+                                  <a:gd name="csY14" fmla="*/ 262551 h 552262"/>
+                                  <a:gd name="csX15" fmla="*/ 344032 w 905347"/>
+                                  <a:gd name="csY15" fmla="*/ 307818 h 552262"/>
+                                  <a:gd name="csX16" fmla="*/ 307818 w 905347"/>
+                                  <a:gd name="csY16" fmla="*/ 362139 h 552262"/>
+                                  <a:gd name="csX17" fmla="*/ 298765 w 905347"/>
+                                  <a:gd name="csY17" fmla="*/ 389299 h 552262"/>
+                                  <a:gd name="csX18" fmla="*/ 235391 w 905347"/>
+                                  <a:gd name="csY18" fmla="*/ 479834 h 552262"/>
+                                  <a:gd name="csX19" fmla="*/ 217284 w 905347"/>
+                                  <a:gd name="csY19" fmla="*/ 506994 h 552262"/>
+                                  <a:gd name="csX20" fmla="*/ 144856 w 905347"/>
+                                  <a:gd name="csY20" fmla="*/ 552262 h 552262"/>
+                                  <a:gd name="csX21" fmla="*/ 253497 w 905347"/>
+                                  <a:gd name="csY21" fmla="*/ 452674 h 552262"/>
+                                  <a:gd name="csX22" fmla="*/ 325925 w 905347"/>
+                                  <a:gd name="csY22" fmla="*/ 389299 h 552262"/>
+                                  <a:gd name="csX23" fmla="*/ 624690 w 905347"/>
+                                  <a:gd name="csY23" fmla="*/ 181070 h 552262"/>
+                                  <a:gd name="csX24" fmla="*/ 706171 w 905347"/>
+                                  <a:gd name="csY24" fmla="*/ 126749 h 552262"/>
+                                  <a:gd name="csX25" fmla="*/ 751438 w 905347"/>
+                                  <a:gd name="csY25" fmla="*/ 90535 h 552262"/>
+                                  <a:gd name="csX26" fmla="*/ 805759 w 905347"/>
+                                  <a:gd name="csY26" fmla="*/ 63375 h 552262"/>
+                                  <a:gd name="csX27" fmla="*/ 851026 w 905347"/>
+                                  <a:gd name="csY27" fmla="*/ 36214 h 552262"/>
+                                  <a:gd name="csX28" fmla="*/ 905347 w 905347"/>
+                                  <a:gd name="csY28" fmla="*/ 0 h 552262"/>
+                                </a:gdLst>
+                                <a:ahLst/>
+                                <a:cxnLst>
+                                  <a:cxn ang="0">
+                                    <a:pos x="csX0" y="csY0"/>
+                                  </a:cxn>
+                                  <a:cxn ang="0">
+                                    <a:pos x="csX1" y="csY1"/>
+                                  </a:cxn>
+                                  <a:cxn ang="0">
+                                    <a:pos x="csX2" y="csY2"/>
+                                  </a:cxn>
+                                  <a:cxn ang="0">
+                                    <a:pos x="csX3" y="csY3"/>
+                                  </a:cxn>
+                                  <a:cxn ang="0">
+                                    <a:pos x="csX4" y="csY4"/>
+                                  </a:cxn>
+                                  <a:cxn ang="0">
+                                    <a:pos x="csX5" y="csY5"/>
+                                  </a:cxn>
+                                  <a:cxn ang="0">
+                                    <a:pos x="csX6" y="csY6"/>
+                                  </a:cxn>
+                                  <a:cxn ang="0">
+                                    <a:pos x="csX7" y="csY7"/>
+                                  </a:cxn>
+                                  <a:cxn ang="0">
+                                    <a:pos x="csX8" y="csY8"/>
+                                  </a:cxn>
+                                  <a:cxn ang="0">
+                                    <a:pos x="csX9" y="csY9"/>
+                                  </a:cxn>
+                                  <a:cxn ang="0">
+                                    <a:pos x="csX10" y="csY10"/>
+                                  </a:cxn>
+                                  <a:cxn ang="0">
+                                    <a:pos x="csX11" y="csY11"/>
+                                  </a:cxn>
+                                  <a:cxn ang="0">
+                                    <a:pos x="csX12" y="csY12"/>
+                                  </a:cxn>
+                                  <a:cxn ang="0">
+                                    <a:pos x="csX13" y="csY13"/>
+                                  </a:cxn>
+                                  <a:cxn ang="0">
+                                    <a:pos x="csX14" y="csY14"/>
+                                  </a:cxn>
+                                  <a:cxn ang="0">
+                                    <a:pos x="csX15" y="csY15"/>
+                                  </a:cxn>
+                                  <a:cxn ang="0">
+                                    <a:pos x="csX16" y="csY16"/>
+                                  </a:cxn>
+                                  <a:cxn ang="0">
+                                    <a:pos x="csX17" y="csY17"/>
+                                  </a:cxn>
+                                  <a:cxn ang="0">
+                                    <a:pos x="csX18" y="csY18"/>
+                                  </a:cxn>
+                                  <a:cxn ang="0">
+                                    <a:pos x="csX19" y="csY19"/>
+                                  </a:cxn>
+                                  <a:cxn ang="0">
+                                    <a:pos x="csX20" y="csY20"/>
+                                  </a:cxn>
+                                  <a:cxn ang="0">
+                                    <a:pos x="csX21" y="csY21"/>
+                                  </a:cxn>
+                                  <a:cxn ang="0">
+                                    <a:pos x="csX22" y="csY22"/>
+                                  </a:cxn>
+                                  <a:cxn ang="0">
+                                    <a:pos x="csX23" y="csY23"/>
+                                  </a:cxn>
+                                  <a:cxn ang="0">
+                                    <a:pos x="csX24" y="csY24"/>
+                                  </a:cxn>
+                                  <a:cxn ang="0">
+                                    <a:pos x="csX25" y="csY25"/>
+                                  </a:cxn>
+                                  <a:cxn ang="0">
+                                    <a:pos x="csX26" y="csY26"/>
+                                  </a:cxn>
+                                  <a:cxn ang="0">
+                                    <a:pos x="csX27" y="csY27"/>
+                                  </a:cxn>
+                                  <a:cxn ang="0">
+                                    <a:pos x="csX28" y="csY28"/>
+                                  </a:cxn>
+                                </a:cxnLst>
+                                <a:rect l="l" t="t" r="r" b="b"/>
+                                <a:pathLst>
+                                  <a:path w="905347" h="552262">
+                                    <a:moveTo>
+                                      <a:pt x="0" y="280658"/>
+                                    </a:moveTo>
+                                    <a:cubicBezTo>
+                                      <a:pt x="21125" y="277640"/>
+                                      <a:pt x="43131" y="278352"/>
+                                      <a:pt x="63375" y="271604"/>
+                                    </a:cubicBezTo>
+                                    <a:cubicBezTo>
+                                      <a:pt x="131146" y="249013"/>
+                                      <a:pt x="144683" y="221897"/>
+                                      <a:pt x="208230" y="190123"/>
+                                    </a:cubicBezTo>
+                                    <a:cubicBezTo>
+                                      <a:pt x="232373" y="178052"/>
+                                      <a:pt x="257512" y="167796"/>
+                                      <a:pt x="280658" y="153909"/>
+                                    </a:cubicBezTo>
+                                    <a:cubicBezTo>
+                                      <a:pt x="295747" y="144856"/>
+                                      <a:pt x="311284" y="136510"/>
+                                      <a:pt x="325925" y="126749"/>
+                                    </a:cubicBezTo>
+                                    <a:cubicBezTo>
+                                      <a:pt x="338480" y="118379"/>
+                                      <a:pt x="349038" y="107074"/>
+                                      <a:pt x="362139" y="99588"/>
+                                    </a:cubicBezTo>
+                                    <a:cubicBezTo>
+                                      <a:pt x="370425" y="94853"/>
+                                      <a:pt x="380246" y="93553"/>
+                                      <a:pt x="389299" y="90535"/>
+                                    </a:cubicBezTo>
+                                    <a:cubicBezTo>
+                                      <a:pt x="373390" y="138265"/>
+                                      <a:pt x="390761" y="99646"/>
+                                      <a:pt x="353086" y="144856"/>
+                                    </a:cubicBezTo>
+                                    <a:cubicBezTo>
+                                      <a:pt x="346120" y="153215"/>
+                                      <a:pt x="341945" y="163657"/>
+                                      <a:pt x="334979" y="172016"/>
+                                    </a:cubicBezTo>
+                                    <a:cubicBezTo>
+                                      <a:pt x="276370" y="242346"/>
+                                      <a:pt x="339987" y="150635"/>
+                                      <a:pt x="280658" y="235390"/>
+                                    </a:cubicBezTo>
+                                    <a:cubicBezTo>
+                                      <a:pt x="268178" y="253218"/>
+                                      <a:pt x="244444" y="289711"/>
+                                      <a:pt x="244444" y="289711"/>
+                                    </a:cubicBezTo>
+                                    <a:cubicBezTo>
+                                      <a:pt x="256515" y="292729"/>
+                                      <a:pt x="268340" y="300525"/>
+                                      <a:pt x="280658" y="298765"/>
+                                    </a:cubicBezTo>
+                                    <a:cubicBezTo>
+                                      <a:pt x="291429" y="297226"/>
+                                      <a:pt x="297817" y="284944"/>
+                                      <a:pt x="307818" y="280658"/>
+                                    </a:cubicBezTo>
+                                    <a:cubicBezTo>
+                                      <a:pt x="319255" y="275756"/>
+                                      <a:pt x="332068" y="275022"/>
+                                      <a:pt x="344032" y="271604"/>
+                                    </a:cubicBezTo>
+                                    <a:cubicBezTo>
+                                      <a:pt x="353208" y="268982"/>
+                                      <a:pt x="362139" y="265569"/>
+                                      <a:pt x="371192" y="262551"/>
+                                    </a:cubicBezTo>
+                                    <a:cubicBezTo>
+                                      <a:pt x="362139" y="277640"/>
+                                      <a:pt x="353479" y="292972"/>
+                                      <a:pt x="344032" y="307818"/>
+                                    </a:cubicBezTo>
+                                    <a:cubicBezTo>
+                                      <a:pt x="332349" y="326178"/>
+                                      <a:pt x="318386" y="343116"/>
+                                      <a:pt x="307818" y="362139"/>
+                                    </a:cubicBezTo>
+                                    <a:cubicBezTo>
+                                      <a:pt x="303184" y="370481"/>
+                                      <a:pt x="303399" y="380957"/>
+                                      <a:pt x="298765" y="389299"/>
+                                    </a:cubicBezTo>
+                                    <a:cubicBezTo>
+                                      <a:pt x="277956" y="426756"/>
+                                      <a:pt x="259123" y="446609"/>
+                                      <a:pt x="235391" y="479834"/>
+                                    </a:cubicBezTo>
+                                    <a:cubicBezTo>
+                                      <a:pt x="229067" y="488688"/>
+                                      <a:pt x="224978" y="499300"/>
+                                      <a:pt x="217284" y="506994"/>
+                                    </a:cubicBezTo>
+                                    <a:cubicBezTo>
+                                      <a:pt x="193777" y="530501"/>
+                                      <a:pt x="173544" y="537918"/>
+                                      <a:pt x="144856" y="552262"/>
+                                    </a:cubicBezTo>
+                                    <a:cubicBezTo>
+                                      <a:pt x="222804" y="458723"/>
+                                      <a:pt x="153253" y="532870"/>
+                                      <a:pt x="253497" y="452674"/>
+                                    </a:cubicBezTo>
+                                    <a:cubicBezTo>
+                                      <a:pt x="278547" y="432634"/>
+                                      <a:pt x="300367" y="408688"/>
+                                      <a:pt x="325925" y="389299"/>
+                                    </a:cubicBezTo>
+                                    <a:cubicBezTo>
+                                      <a:pt x="442742" y="300679"/>
+                                      <a:pt x="512006" y="256192"/>
+                                      <a:pt x="624690" y="181070"/>
+                                    </a:cubicBezTo>
+                                    <a:cubicBezTo>
+                                      <a:pt x="651850" y="162963"/>
+                                      <a:pt x="680681" y="147141"/>
+                                      <a:pt x="706171" y="126749"/>
+                                    </a:cubicBezTo>
+                                    <a:cubicBezTo>
+                                      <a:pt x="721260" y="114678"/>
+                                      <a:pt x="735136" y="100909"/>
+                                      <a:pt x="751438" y="90535"/>
+                                    </a:cubicBezTo>
+                                    <a:cubicBezTo>
+                                      <a:pt x="768517" y="79666"/>
+                                      <a:pt x="787987" y="73069"/>
+                                      <a:pt x="805759" y="63375"/>
+                                    </a:cubicBezTo>
+                                    <a:cubicBezTo>
+                                      <a:pt x="821207" y="54949"/>
+                                      <a:pt x="836180" y="45661"/>
+                                      <a:pt x="851026" y="36214"/>
+                                    </a:cubicBezTo>
+                                    <a:cubicBezTo>
+                                      <a:pt x="869386" y="24530"/>
+                                      <a:pt x="905347" y="0"/>
+                                      <a:pt x="905347" y="0"/>
+                                    </a:cubicBezTo>
+                                  </a:path>
+                                </a:pathLst>
+                              </a:custGeom>
+                              <a:noFill/>
+                              <a:ln w="28575">
+                                <a:solidFill>
+                                  <a:schemeClr val="tx1"/>
+                                </a:solidFill>
+                              </a:ln>
+                            </wps:spPr>
+                            <wps:style>
+                              <a:lnRef idx="2">
+                                <a:schemeClr val="accent1">
+                                  <a:shade val="15000"/>
+                                </a:schemeClr>
+                              </a:lnRef>
+                              <a:fillRef idx="1">
+                                <a:schemeClr val="accent1"/>
+                              </a:fillRef>
+                              <a:effectRef idx="0">
+                                <a:schemeClr val="accent1"/>
+                              </a:effectRef>
+                              <a:fontRef idx="minor">
+                                <a:schemeClr val="lt1"/>
+                              </a:fontRef>
+                            </wps:style>
+                            <wps:bodyPr rot="0" spcFirstLastPara="0" vertOverflow="overflow" horzOverflow="overflow" vert="horz" wrap="square" lIns="91440" tIns="45720" rIns="91440" bIns="45720" numCol="1" spcCol="0" rtlCol="0" fromWordArt="0" anchor="ctr" anchorCtr="0" forceAA="0" compatLnSpc="1">
+                              <a:prstTxWarp prst="textNoShape">
+                                <a:avLst/>
+                              </a:prstTxWarp>
+                              <a:noAutofit/>
+                            </wps:bodyPr>
+                          </wps:wsp>
+                        </a:graphicData>
+                      </a:graphic>
+                      <wp14:sizeRelH relativeFrom="margin">
+                        <wp14:pctWidth>0</wp14:pctWidth>
+                      </wp14:sizeRelH>
+                      <wp14:sizeRelV relativeFrom="margin">
+                        <wp14:pctHeight>0</wp14:pctHeight>
+                      </wp14:sizeRelV>
+                    </wp:anchor>
+                  </w:drawing>
+                </mc:Choice>
+                <mc:Fallback>
+                  <w:pict>
+                    <v:shape w14:anchorId="11225728" id="Freeform 2" o:spid="_x0000_s1026" style="position:absolute;margin-left:122.2pt;margin-top:62.4pt;width:50.35pt;height:28.75pt;z-index:251659264;visibility:visible;mso-wrap-style:square;mso-width-percent:0;mso-height-percent:0;mso-wrap-distance-left:9pt;mso-wrap-distance-top:0;mso-wrap-distance-right:9pt;mso-wrap-distance-bottom:0;mso-position-horizontal:absolute;mso-position-horizontal-relative:text;mso-position-vertical:absolute;mso-position-vertical-relative:text;mso-width-percent:0;mso-height-percent:0;mso-width-relative:margin;mso-height-relative:margin;v-text-anchor:middle" coordsize="905347,552262" o:gfxdata="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" path="m,280658v21125,-3018,43131,-2306,63375,-9054c131146,249013,144683,221897,208230,190123v24143,-12071,49282,-22327,72428,-36214c295747,144856,311284,136510,325925,126749v12555,-8370,23113,-19675,36214,-27161c370425,94853,380246,93553,389299,90535v-15909,47730,1462,9111,-36213,54321c346120,153215,341945,163657,334979,172016v-58609,70330,5008,-21381,-54321,63374c268178,253218,244444,289711,244444,289711v12071,3018,23896,10814,36214,9054c291429,297226,297817,284944,307818,280658v11437,-4902,24250,-5636,36214,-9054c353208,268982,362139,265569,371192,262551v-9053,15089,-17713,30421,-27160,45267c332349,326178,318386,343116,307818,362139v-4634,8342,-4419,18818,-9053,27160c277956,426756,259123,446609,235391,479834v-6324,8854,-10413,19466,-18107,27160c193777,530501,173544,537918,144856,552262v77948,-93539,8397,-19392,108641,-99588c278547,432634,300367,408688,325925,389299,442742,300679,512006,256192,624690,181070v27160,-18107,55991,-33929,81481,-54321c721260,114678,735136,100909,751438,90535,768517,79666,787987,73069,805759,63375v15448,-8426,30421,-17714,45267,-27161c869386,24530,905347,,905347,e" filled="f" strokecolor="black [3213]" strokeweight="2.25pt">
+                      <v:path arrowok="t" o:connecttype="custom" o:connectlocs="0,185664;44741,179675;147004,125772;198136,101816;230094,83849;255660,65881;274834,59892;249269,95827;236486,113794;198136,155718;172570,191653;198136,197643;217311,185664;242877,179675;262051,173686;242877,203631;217311,239567;210920,257534;166179,317426;153396,335393;102264,365339;178962,299458;230094,257534;441013,119784;498536,83849;530494,59892;568843,41925;600800,23957;639149,0" o:connectangles="0,0,0,0,0,0,0,0,0,0,0,0,0,0,0,0,0,0,0,0,0,0,0,0,0,0,0,0,0"/>
+                    </v:shape>
+                  </w:pict>
+                </mc:Fallback>
+              </mc:AlternateContent>
+            </w:r>
+            <w:r>
+              <w:rPr>
+                <w:rFonts w:ascii="Cambria" w:hAnsi="Cambria"/>
+                <w:b w:val="0"/>
+                <w:bCs w:val="0"/>
               </w:rPr>
               <w:t>I acknowledge that Sunway University reserves the right to seek from other relevant bodies’ verification as to the standing of my claimed qualifications. I further acknowledge that the Institution reserves the right to vary or reverse any decision regarding admission made on the basis of incorrect or incomplete information and that should the information be found false at any stage; the scholarship will be terminated immediately and I will be liable to re-pay the Institution the total sum of any payments already received.</w:t>
             </w:r>
@@ -6459,6 +6939,24 @@
                 <w:bCs w:val="0"/>
               </w:rPr>
             </w:pPr>
+            <w:r>
+              <w:rPr>
+                <w:rFonts w:ascii="Cambria" w:hAnsi="Cambria"/>
+                <w:b w:val="0"/>
+                <w:bCs w:val="0"/>
+              </w:rPr>
+              <w:t xml:space="preserve">Heng Wey </w:t>
+            </w:r>
+            <w:proofErr w:type="spellStart"/>
+            <w:r>
+              <w:rPr>
+                <w:rFonts w:ascii="Cambria" w:hAnsi="Cambria"/>
+                <w:b w:val="0"/>
+                <w:bCs w:val="0"/>
+              </w:rPr>
+              <w:t>Seing</w:t>
+            </w:r>
+            <w:proofErr w:type="spellEnd"/>
           </w:p>
         </w:tc>
         <w:tc>
@@ -6502,6 +7000,14 @@
                 <w:bCs w:val="0"/>
               </w:rPr>
             </w:pPr>
+            <w:r>
+              <w:rPr>
+                <w:rFonts w:ascii="Cambria" w:hAnsi="Cambria"/>
+                <w:b w:val="0"/>
+                <w:bCs w:val="0"/>
+              </w:rPr>
+              <w:t>11 May 2026</w:t>
+            </w:r>
           </w:p>
         </w:tc>
       </w:tr>
@@ -15297,10 +15803,10 @@
   </w:font>
   <w:font w:name="Wingdings">
     <w:panose1 w:val="05000000000000000000"/>
-    <w:charset w:val="02"/>
-    <w:family w:val="auto"/>
+    <w:charset w:val="4D"/>
+    <w:family w:val="decorative"/>
     <w:pitch w:val="variable"/>
-    <w:sig w:usb0="00000000" w:usb1="10000000" w:usb2="00000000" w:usb3="00000000" w:csb0="80000000" w:csb1="00000000"/>
+    <w:sig w:usb0="00000003" w:usb1="00000000" w:usb2="00000000" w:usb3="00000000" w:csb0="80000001" w:csb1="00000000"/>
   </w:font>
   <w:font w:name="Arial">
     <w:panose1 w:val="020B0604020202020204"/>
@@ -15373,8 +15879,10 @@
     <w:rsidRoot w:val="00502F37"/>
     <w:rsid w:val="00311C33"/>
     <w:rsid w:val="00502F37"/>
+    <w:rsid w:val="00574CA1"/>
     <w:rsid w:val="00596218"/>
     <w:rsid w:val="009370C1"/>
+    <w:rsid w:val="009901D1"/>
     <w:rsid w:val="00D10743"/>
   </w:rsids>
   <m:mathPr>
@@ -16128,6 +16636,23 @@
 </file>
 
 <file path=customXml/item1.xml><?xml version="1.0" encoding="utf-8"?>
+<?mso-contentType ?>
+<FormTemplates xmlns="http://schemas.microsoft.com/sharepoint/v3/contenttype/forms">
+  <Display>DocumentLibraryForm</Display>
+  <Edit>DocumentLibraryForm</Edit>
+  <New>DocumentLibraryForm</New>
+</FormTemplates>
+</file>
+
+<file path=customXml/item2.xml><?xml version="1.0" encoding="utf-8"?>
+<p:properties xmlns:p="http://schemas.microsoft.com/office/2006/metadata/properties" xmlns:xsi="http://www.w3.org/2001/XMLSchema-instance" xmlns:pc="http://schemas.microsoft.com/office/infopath/2007/PartnerControls">
+  <documentManagement>
+    <_activity xmlns="c3572370-e8c0-4150-b0da-61f83ff664eb" xsi:nil="true"/>
+  </documentManagement>
+</p:properties>
+</file>
+
+<file path=customXml/item3.xml><?xml version="1.0" encoding="utf-8"?>
 <ct:contentTypeSchema xmlns:ct="http://schemas.microsoft.com/office/2006/metadata/contentType" xmlns:ma="http://schemas.microsoft.com/office/2006/metadata/properties/metaAttributes" ct:_="" ma:_="" ma:contentTypeName="Document" ma:contentTypeID="0x01010093E85A310351F840B6484F2AB8190056" ma:contentTypeVersion="15" ma:contentTypeDescription="Create a new document." ma:contentTypeScope="" ma:versionID="b0c183f092bb9fbd32fceb3f9645c415">
   <xsd:schema xmlns:xsd="http://www.w3.org/2001/XMLSchema" xmlns:xs="http://www.w3.org/2001/XMLSchema" xmlns:p="http://schemas.microsoft.com/office/2006/metadata/properties" xmlns:ns3="c3572370-e8c0-4150-b0da-61f83ff664eb" xmlns:ns4="e3bf6b71-161d-4dbb-829e-e5b7bc8a7107" targetNamespace="http://schemas.microsoft.com/office/2006/metadata/properties" ma:root="true" ma:fieldsID="4398763721765688cdf24dc8bbfad2f7" ns3:_="" ns4:_="">
     <xsd:import namespace="c3572370-e8c0-4150-b0da-61f83ff664eb"/>
@@ -16362,24 +16887,25 @@
 </ct:contentTypeSchema>
 </file>
 
-<file path=customXml/item2.xml><?xml version="1.0" encoding="utf-8"?>
-<p:properties xmlns:p="http://schemas.microsoft.com/office/2006/metadata/properties" xmlns:xsi="http://www.w3.org/2001/XMLSchema-instance" xmlns:pc="http://schemas.microsoft.com/office/infopath/2007/PartnerControls">
-  <documentManagement>
-    <_activity xmlns="c3572370-e8c0-4150-b0da-61f83ff664eb" xsi:nil="true"/>
-  </documentManagement>
-</p:properties>
+<file path=customXml/itemProps1.xml><?xml version="1.0" encoding="utf-8"?>
+<ds:datastoreItem xmlns:ds="http://schemas.openxmlformats.org/officeDocument/2006/customXml" ds:itemID="{86845410-4393-4595-B4CA-4F3F18CFDF0A}">
+  <ds:schemaRefs>
+    <ds:schemaRef ds:uri="http://schemas.microsoft.com/sharepoint/v3/contenttype/forms"/>
+  </ds:schemaRefs>
+</ds:datastoreItem>
 </file>
 
-<file path=customXml/item3.xml><?xml version="1.0" encoding="utf-8"?>
-<?mso-contentType ?>
-<FormTemplates xmlns="http://schemas.microsoft.com/sharepoint/v3/contenttype/forms">
-  <Display>DocumentLibraryForm</Display>
-  <Edit>DocumentLibraryForm</Edit>
-  <New>DocumentLibraryForm</New>
-</FormTemplates>
+<file path=customXml/itemProps2.xml><?xml version="1.0" encoding="utf-8"?>
+<ds:datastoreItem xmlns:ds="http://schemas.openxmlformats.org/officeDocument/2006/customXml" ds:itemID="{50768C71-3E25-44E4-A6B9-30D5C69C4514}">
+  <ds:schemaRefs>
+    <ds:schemaRef ds:uri="http://schemas.microsoft.com/office/2006/metadata/properties"/>
+    <ds:schemaRef ds:uri="http://schemas.microsoft.com/office/infopath/2007/PartnerControls"/>
+    <ds:schemaRef ds:uri="c3572370-e8c0-4150-b0da-61f83ff664eb"/>
+  </ds:schemaRefs>
+</ds:datastoreItem>
 </file>
 
-<file path=customXml/itemProps1.xml><?xml version="1.0" encoding="utf-8"?>
+<file path=customXml/itemProps3.xml><?xml version="1.0" encoding="utf-8"?>
 <ds:datastoreItem xmlns:ds="http://schemas.openxmlformats.org/officeDocument/2006/customXml" ds:itemID="{CC8F1FD9-A7EA-4BDC-B037-EE2653708332}">
   <ds:schemaRefs>
     <ds:schemaRef ds:uri="http://schemas.microsoft.com/office/2006/metadata/contentType"/>
@@ -16396,22 +16922,4 @@
     <ds:schemaRef ds:uri="http://schemas.microsoft.com/internal/obd"/>
   </ds:schemaRefs>
 </ds:datastoreItem>
-</file>
-
-<file path=customXml/itemProps2.xml><?xml version="1.0" encoding="utf-8"?>
-<ds:datastoreItem xmlns:ds="http://schemas.openxmlformats.org/officeDocument/2006/customXml" ds:itemID="{50768C71-3E25-44E4-A6B9-30D5C69C4514}">
-  <ds:schemaRefs>
-    <ds:schemaRef ds:uri="http://schemas.microsoft.com/office/2006/metadata/properties"/>
-    <ds:schemaRef ds:uri="http://schemas.microsoft.com/office/infopath/2007/PartnerControls"/>
-    <ds:schemaRef ds:uri="c3572370-e8c0-4150-b0da-61f83ff664eb"/>
-  </ds:schemaRefs>
-</ds:datastoreItem>
-</file>
-
-<file path=customXml/itemProps3.xml><?xml version="1.0" encoding="utf-8"?>
-<ds:datastoreItem xmlns:ds="http://schemas.openxmlformats.org/officeDocument/2006/customXml" ds:itemID="{86845410-4393-4595-B4CA-4F3F18CFDF0A}">
-  <ds:schemaRefs>
-    <ds:schemaRef ds:uri="http://schemas.microsoft.com/sharepoint/v3/contenttype/forms"/>
-  </ds:schemaRefs>
-</ds:datastoreItem>
 </file>